--- a/por/docx/009.content.docx
+++ b/por/docx/009.content.docx
@@ -19,7 +19,7 @@
         <w:rPr>
           <w:lang w:val="pt_PT" w:bidi="pt_PT"/>
         </w:rPr>
-        <w:t>Resource: Tyndale Open Study Notes</w:t>
+        <w:t>Resource: Aquifer Open Study Notes (Profiles)</w:t>
       </w:r>
       <w:r>
         <w:rPr>
@@ -112,7 +112,7 @@
         <w:rPr>
           <w:lang w:val="pt_PT" w:bidi="pt_PT"/>
         </w:rPr>
-        <w:t>Tyndale Open Study Notes</w:t>
+        <w:t>Aquifer Open Study Notes (Profiles)</w:t>
       </w:r>
     </w:p>
     <w:p>

--- a/por/docx/009.content.docx
+++ b/por/docx/009.content.docx
@@ -256,18 +256,13 @@
         </w:rPr>
         <w:t xml:space="preserve">Veja </w:t>
       </w:r>
-      <w:hyperlink r:id="rId13">
-        <w:r>
-          <w:rPr>
-            <w:lang w:val="pt_PT" w:bidi="pt_PT"/>
-          </w:rPr>
-          <w:rPr>
-            <w:color w:val="0000EE"/>
-            <w:u w:val="single"/>
-          </w:rPr>
-          <w:t>Lucas 2.1</w:t>
-        </w:r>
-      </w:hyperlink>
+      <w:r>
+        <w:rPr>
+          <w:i/>
+          <w:lang w:val="pt_PT" w:bidi="pt_PT"/>
+        </w:rPr>
+        <w:t>Lucas 2.1</w:t>
+      </w:r>
       <w:r>
         <w:rPr>
           <w:lang w:val="pt_PT" w:bidi="pt_PT"/>
@@ -307,37 +302,27 @@
         </w:rPr>
         <w:t xml:space="preserve">Veja </w:t>
       </w:r>
-      <w:hyperlink r:id="rId14">
-        <w:r>
-          <w:rPr>
-            <w:lang w:val="pt_PT" w:bidi="pt_PT"/>
-          </w:rPr>
-          <w:rPr>
-            <w:color w:val="0000EE"/>
-            <w:u w:val="single"/>
-          </w:rPr>
-          <w:t>Lucas 3.1</w:t>
-        </w:r>
-      </w:hyperlink>
       <w:r>
         <w:rPr>
           <w:i/>
           <w:lang w:val="pt_PT" w:bidi="pt_PT"/>
         </w:rPr>
+        <w:t>Lucas 3.1</w:t>
+      </w:r>
+      <w:r>
+        <w:rPr>
+          <w:i/>
+          <w:lang w:val="pt_PT" w:bidi="pt_PT"/>
+        </w:rPr>
         <w:t xml:space="preserve">; </w:t>
       </w:r>
-      <w:hyperlink r:id="rId15">
-        <w:r>
-          <w:rPr>
-            <w:lang w:val="pt_PT" w:bidi="pt_PT"/>
-          </w:rPr>
-          <w:rPr>
-            <w:color w:val="0000EE"/>
-            <w:u w:val="single"/>
-          </w:rPr>
-          <w:t>João 19.12</w:t>
-        </w:r>
-      </w:hyperlink>
+      <w:r>
+        <w:rPr>
+          <w:i/>
+          <w:lang w:val="pt_PT" w:bidi="pt_PT"/>
+        </w:rPr>
+        <w:t>João 19.12</w:t>
+      </w:r>
       <w:r>
         <w:rPr>
           <w:lang w:val="pt_PT" w:bidi="pt_PT"/>
@@ -408,18 +393,13 @@
         </w:rPr>
         <w:t xml:space="preserve">Veja </w:t>
       </w:r>
-      <w:hyperlink r:id="rId16">
-        <w:r>
-          <w:rPr>
-            <w:lang w:val="pt_PT" w:bidi="pt_PT"/>
-          </w:rPr>
-          <w:rPr>
-            <w:color w:val="0000EE"/>
-            <w:u w:val="single"/>
-          </w:rPr>
-          <w:t>Atos 18.2</w:t>
-        </w:r>
-      </w:hyperlink>
+      <w:r>
+        <w:rPr>
+          <w:i/>
+          <w:lang w:val="pt_PT" w:bidi="pt_PT"/>
+        </w:rPr>
+        <w:t>Atos 18.2</w:t>
+      </w:r>
       <w:r>
         <w:rPr>
           <w:lang w:val="pt_PT" w:bidi="pt_PT"/>
@@ -459,37 +439,27 @@
         </w:rPr>
         <w:t xml:space="preserve">Veja </w:t>
       </w:r>
-      <w:hyperlink r:id="rId17">
-        <w:r>
-          <w:rPr>
-            <w:lang w:val="pt_PT" w:bidi="pt_PT"/>
-          </w:rPr>
-          <w:rPr>
-            <w:color w:val="0000EE"/>
-            <w:u w:val="single"/>
-          </w:rPr>
-          <w:t>Atos 25.11</w:t>
-        </w:r>
-      </w:hyperlink>
       <w:r>
         <w:rPr>
           <w:i/>
           <w:lang w:val="pt_PT" w:bidi="pt_PT"/>
         </w:rPr>
+        <w:t>Atos 25.11</w:t>
+      </w:r>
+      <w:r>
+        <w:rPr>
+          <w:i/>
+          <w:lang w:val="pt_PT" w:bidi="pt_PT"/>
+        </w:rPr>
         <w:t xml:space="preserve">; </w:t>
       </w:r>
-      <w:hyperlink r:id="rId18">
-        <w:r>
-          <w:rPr>
-            <w:lang w:val="pt_PT" w:bidi="pt_PT"/>
-          </w:rPr>
-          <w:rPr>
-            <w:color w:val="0000EE"/>
-            <w:u w:val="single"/>
-          </w:rPr>
-          <w:t>Romanos 13.1–7</w:t>
-        </w:r>
-      </w:hyperlink>
+      <w:r>
+        <w:rPr>
+          <w:i/>
+          <w:lang w:val="pt_PT" w:bidi="pt_PT"/>
+        </w:rPr>
+        <w:t>Romanos 13.1–7</w:t>
+      </w:r>
       <w:r>
         <w:rPr>
           <w:lang w:val="pt_PT" w:bidi="pt_PT"/>
@@ -594,18 +564,12 @@
           <w:lang w:val="pt_PT" w:bidi="pt_PT"/>
         </w:rPr>
       </w:r>
-      <w:hyperlink r:id="rId19">
-        <w:r>
-          <w:rPr>
-            <w:lang w:val="pt_PT" w:bidi="pt_PT"/>
-          </w:rPr>
-          <w:rPr>
-            <w:color w:val="0000EE"/>
-            <w:u w:val="single"/>
-          </w:rPr>
-          <w:t>Apocalipse 17.9–11</w:t>
-        </w:r>
-      </w:hyperlink>
+      <w:r>
+        <w:rPr>
+          <w:lang w:val="pt_PT" w:bidi="pt_PT"/>
+        </w:rPr>
+        <w:t>Apocalipse 17.9–11</w:t>
+      </w:r>
       <w:r>
         <w:rPr>
           <w:lang w:val="pt_PT" w:bidi="pt_PT"/>
@@ -654,108 +618,72 @@
         </w:rPr>
         <w:t>Isaías foi um profeta de Judá durante os reinados de Uzias, Jotão, Acaz e Ezequias. Ele era filho de Amoz (</w:t>
       </w:r>
-      <w:hyperlink r:id="rId20">
-        <w:r>
-          <w:rPr>
-            <w:lang w:val="pt_PT" w:bidi="pt_PT"/>
-          </w:rPr>
-          <w:rPr>
-            <w:color w:val="0000EE"/>
-            <w:u w:val="single"/>
-          </w:rPr>
-          <w:t>Is 1.1</w:t>
-        </w:r>
-      </w:hyperlink>
+      <w:r>
+        <w:rPr>
+          <w:lang w:val="pt_PT" w:bidi="pt_PT"/>
+        </w:rPr>
+        <w:t>Is 1.1</w:t>
+      </w:r>
       <w:r>
         <w:rPr>
           <w:lang w:val="pt_PT" w:bidi="pt_PT"/>
         </w:rPr>
         <w:t>). Ele pode ter sido parente do Rei Amazias. Isaías viveu em Jerusalém, era bem-educado e tinha grande compreensão da natureza humana. Ele serviu como profeta por um longo tempo, de cerca de 740 a 685 a.C. Como conselheiro político e religioso de Judá, ele tinha acesso aos reis e provavelmente era o historiador da corte (</w:t>
       </w:r>
-      <w:hyperlink r:id="rId21">
-        <w:r>
-          <w:rPr>
-            <w:lang w:val="pt_PT" w:bidi="pt_PT"/>
-          </w:rPr>
-          <w:rPr>
-            <w:color w:val="0000EE"/>
-            <w:u w:val="single"/>
-          </w:rPr>
-          <w:t>2Cr 26.22</w:t>
-        </w:r>
-      </w:hyperlink>
+      <w:r>
+        <w:rPr>
+          <w:lang w:val="pt_PT" w:bidi="pt_PT"/>
+        </w:rPr>
+        <w:t>2Cr 26.22</w:t>
+      </w:r>
       <w:r>
         <w:rPr>
           <w:lang w:val="pt_PT" w:bidi="pt_PT"/>
         </w:rPr>
         <w:t xml:space="preserve">; </w:t>
       </w:r>
-      <w:hyperlink r:id="rId22">
-        <w:r>
-          <w:rPr>
-            <w:lang w:val="pt_PT" w:bidi="pt_PT"/>
-          </w:rPr>
-          <w:rPr>
-            <w:color w:val="0000EE"/>
-            <w:u w:val="single"/>
-          </w:rPr>
-          <w:t>32.32</w:t>
-        </w:r>
-      </w:hyperlink>
+      <w:r>
+        <w:rPr>
+          <w:lang w:val="pt_PT" w:bidi="pt_PT"/>
+        </w:rPr>
+        <w:t>32.32</w:t>
+      </w:r>
       <w:r>
         <w:rPr>
           <w:lang w:val="pt_PT" w:bidi="pt_PT"/>
         </w:rPr>
         <w:t xml:space="preserve">). A esposa de Isaías era chamada de "profetisa" (veja a Nota de Estudo em </w:t>
       </w:r>
-      <w:hyperlink r:id="rId23">
-        <w:r>
-          <w:rPr>
-            <w:lang w:val="pt_PT" w:bidi="pt_PT"/>
-          </w:rPr>
-          <w:rPr>
-            <w:color w:val="0000EE"/>
-            <w:u w:val="single"/>
-          </w:rPr>
-          <w:t>Is 8.3</w:t>
-        </w:r>
-      </w:hyperlink>
+      <w:r>
+        <w:rPr>
+          <w:lang w:val="pt_PT" w:bidi="pt_PT"/>
+        </w:rPr>
+        <w:t>Is 8.3</w:t>
+      </w:r>
       <w:r>
         <w:rPr>
           <w:lang w:val="pt_PT" w:bidi="pt_PT"/>
         </w:rPr>
         <w:t>). Seus filhos eram Shear-Jasube e Maer-Salal-Hás-Baz (</w:t>
       </w:r>
-      <w:hyperlink r:id="rId24">
-        <w:r>
-          <w:rPr>
-            <w:lang w:val="pt_PT" w:bidi="pt_PT"/>
-          </w:rPr>
-          <w:rPr>
-            <w:color w:val="0000EE"/>
-            <w:u w:val="single"/>
-          </w:rPr>
-          <w:t>Is 7.3</w:t>
-        </w:r>
-      </w:hyperlink>
+      <w:r>
+        <w:rPr>
+          <w:lang w:val="pt_PT" w:bidi="pt_PT"/>
+        </w:rPr>
+        <w:t>Is 7.3</w:t>
+      </w:r>
       <w:r>
         <w:rPr>
           <w:lang w:val="pt_PT" w:bidi="pt_PT"/>
         </w:rPr>
         <w:t>;</w:t>
       </w:r>
-      <w:hyperlink r:id="rId23">
-        <w:r>
-          <w:rPr>
-            <w:lang w:val="pt_PT" w:bidi="pt_PT"/>
-          </w:rPr>
-          <w:rPr>
-            <w:color w:val="0000EE"/>
-            <w:u w:val="single"/>
-          </w:rPr>
-          <w:t>8.3</w:t>
-        </w:r>
-      </w:hyperlink>
+      <w:r>
+        <w:rPr>
+          <w:lang w:val="pt_PT" w:bidi="pt_PT"/>
+        </w:rPr>
+        <w:t>8.3</w:t>
+      </w:r>
       <w:r>
         <w:rPr>
           <w:lang w:val="pt_PT" w:bidi="pt_PT"/>
@@ -776,108 +704,72 @@
         </w:rPr>
         <w:t>Isaías se opôs a todo mal social e político. Ele criticou os adivinhos e repreendeu os reis por sua teimosia e indiferença. Ele condenou pessoas ricas e influentes que ignoravam seus deveres. Ele exortou todos a seguirem a aliança de Deus. Isaías se opôs à idolatria dos Cananeus e às práticas religiosas insinceras (</w:t>
       </w:r>
-      <w:hyperlink r:id="rId25">
-        <w:r>
-          <w:rPr>
-            <w:lang w:val="pt_PT" w:bidi="pt_PT"/>
-          </w:rPr>
-          <w:rPr>
-            <w:color w:val="0000EE"/>
-            <w:u w:val="single"/>
-          </w:rPr>
-          <w:t>Is 1.10–17</w:t>
-        </w:r>
-      </w:hyperlink>
+      <w:r>
+        <w:rPr>
+          <w:lang w:val="pt_PT" w:bidi="pt_PT"/>
+        </w:rPr>
+        <w:t>Is 1.10–17</w:t>
+      </w:r>
       <w:r>
         <w:rPr>
           <w:lang w:val="pt_PT" w:bidi="pt_PT"/>
         </w:rPr>
         <w:t xml:space="preserve">; </w:t>
       </w:r>
-      <w:hyperlink r:id="rId26">
-        <w:r>
-          <w:rPr>
-            <w:lang w:val="pt_PT" w:bidi="pt_PT"/>
-          </w:rPr>
-          <w:rPr>
-            <w:color w:val="0000EE"/>
-            <w:u w:val="single"/>
-          </w:rPr>
-          <w:t>29.13</w:t>
-        </w:r>
-      </w:hyperlink>
+      <w:r>
+        <w:rPr>
+          <w:lang w:val="pt_PT" w:bidi="pt_PT"/>
+        </w:rPr>
+        <w:t>29.13</w:t>
+      </w:r>
       <w:r>
         <w:rPr>
           <w:lang w:val="pt_PT" w:bidi="pt_PT"/>
         </w:rPr>
         <w:t>). Ele advertiu sobre o julgamento e afirmou que apenas alguns justos sobreviveriam (</w:t>
       </w:r>
-      <w:hyperlink r:id="rId27">
-        <w:r>
-          <w:rPr>
-            <w:lang w:val="pt_PT" w:bidi="pt_PT"/>
-          </w:rPr>
-          <w:rPr>
-            <w:color w:val="0000EE"/>
-            <w:u w:val="single"/>
-          </w:rPr>
-          <w:t>Is 6.11–13</w:t>
-        </w:r>
-      </w:hyperlink>
+      <w:r>
+        <w:rPr>
+          <w:lang w:val="pt_PT" w:bidi="pt_PT"/>
+        </w:rPr>
+        <w:t>Is 6.11–13</w:t>
+      </w:r>
       <w:r>
         <w:rPr>
           <w:lang w:val="pt_PT" w:bidi="pt_PT"/>
         </w:rPr>
         <w:t>). Ele previu a vinda do Messias, um príncipe pacífico do reino de Deus (</w:t>
       </w:r>
-      <w:hyperlink r:id="rId28">
-        <w:r>
-          <w:rPr>
-            <w:lang w:val="pt_PT" w:bidi="pt_PT"/>
-          </w:rPr>
-          <w:rPr>
-            <w:color w:val="0000EE"/>
-            <w:u w:val="single"/>
-          </w:rPr>
-          <w:t>Is 9.6–7</w:t>
-        </w:r>
-      </w:hyperlink>
+      <w:r>
+        <w:rPr>
+          <w:lang w:val="pt_PT" w:bidi="pt_PT"/>
+        </w:rPr>
+        <w:t>Is 9.6–7</w:t>
+      </w:r>
       <w:r>
         <w:rPr>
           <w:lang w:val="pt_PT" w:bidi="pt_PT"/>
         </w:rPr>
         <w:t xml:space="preserve">; </w:t>
       </w:r>
-      <w:hyperlink r:id="rId29">
-        <w:r>
-          <w:rPr>
-            <w:lang w:val="pt_PT" w:bidi="pt_PT"/>
-          </w:rPr>
-          <w:rPr>
-            <w:color w:val="0000EE"/>
-            <w:u w:val="single"/>
-          </w:rPr>
-          <w:t>11.1–11</w:t>
-        </w:r>
-      </w:hyperlink>
+      <w:r>
+        <w:rPr>
+          <w:lang w:val="pt_PT" w:bidi="pt_PT"/>
+        </w:rPr>
+        <w:t>11.1–11</w:t>
+      </w:r>
       <w:r>
         <w:rPr>
           <w:lang w:val="pt_PT" w:bidi="pt_PT"/>
         </w:rPr>
         <w:t>). O Messias também seria um servo obediente e sofredor (</w:t>
       </w:r>
-      <w:hyperlink r:id="rId30">
-        <w:r>
-          <w:rPr>
-            <w:lang w:val="pt_PT" w:bidi="pt_PT"/>
-          </w:rPr>
-          <w:rPr>
-            <w:color w:val="0000EE"/>
-            <w:u w:val="single"/>
-          </w:rPr>
-          <w:t>53.3–12</w:t>
-        </w:r>
-      </w:hyperlink>
+      <w:r>
+        <w:rPr>
+          <w:lang w:val="pt_PT" w:bidi="pt_PT"/>
+        </w:rPr>
+        <w:t>53.3–12</w:t>
+      </w:r>
       <w:r>
         <w:rPr>
           <w:lang w:val="pt_PT" w:bidi="pt_PT"/>
@@ -907,432 +799,288 @@
           <w:lang w:val="pt_PT" w:bidi="pt_PT"/>
         </w:rPr>
       </w:r>
-      <w:hyperlink r:id="rId31">
-        <w:r>
-          <w:rPr>
-            <w:lang w:val="pt_PT" w:bidi="pt_PT"/>
-          </w:rPr>
-          <w:rPr>
-            <w:color w:val="0000EE"/>
-            <w:u w:val="single"/>
-          </w:rPr>
-          <w:t>2 Reis 19.1–20.19</w:t>
-        </w:r>
-      </w:hyperlink>
+      <w:r>
+        <w:rPr>
+          <w:lang w:val="pt_PT" w:bidi="pt_PT"/>
+        </w:rPr>
+        <w:t>2 Reis 19.1–20.19</w:t>
+      </w:r>
       <w:r>
         <w:rPr>
           <w:lang w:val="pt_PT" w:bidi="pt_PT"/>
         </w:rPr>
         <w:t xml:space="preserve">; </w:t>
       </w:r>
-      <w:hyperlink r:id="rId21">
-        <w:r>
-          <w:rPr>
-            <w:lang w:val="pt_PT" w:bidi="pt_PT"/>
-          </w:rPr>
-          <w:rPr>
-            <w:color w:val="0000EE"/>
-            <w:u w:val="single"/>
-          </w:rPr>
-          <w:t>2 Crônicas 26.22</w:t>
-        </w:r>
-      </w:hyperlink>
+      <w:r>
+        <w:rPr>
+          <w:lang w:val="pt_PT" w:bidi="pt_PT"/>
+        </w:rPr>
+        <w:t>2 Crônicas 26.22</w:t>
+      </w:r>
       <w:r>
         <w:rPr>
           <w:lang w:val="pt_PT" w:bidi="pt_PT"/>
         </w:rPr>
         <w:t xml:space="preserve">; </w:t>
       </w:r>
-      <w:hyperlink r:id="rId32">
-        <w:r>
-          <w:rPr>
-            <w:lang w:val="pt_PT" w:bidi="pt_PT"/>
-          </w:rPr>
-          <w:rPr>
-            <w:color w:val="0000EE"/>
-            <w:u w:val="single"/>
-          </w:rPr>
-          <w:t>32.20</w:t>
-        </w:r>
-      </w:hyperlink>
+      <w:r>
+        <w:rPr>
+          <w:lang w:val="pt_PT" w:bidi="pt_PT"/>
+        </w:rPr>
+        <w:t>32.20</w:t>
+      </w:r>
       <w:r>
         <w:rPr>
           <w:lang w:val="pt_PT" w:bidi="pt_PT"/>
         </w:rPr>
         <w:t xml:space="preserve">, </w:t>
       </w:r>
-      <w:hyperlink r:id="rId22">
-        <w:r>
-          <w:rPr>
-            <w:lang w:val="pt_PT" w:bidi="pt_PT"/>
-          </w:rPr>
-          <w:rPr>
-            <w:color w:val="0000EE"/>
-            <w:u w:val="single"/>
-          </w:rPr>
-          <w:t>32</w:t>
-        </w:r>
-      </w:hyperlink>
+      <w:r>
+        <w:rPr>
+          <w:lang w:val="pt_PT" w:bidi="pt_PT"/>
+        </w:rPr>
+        <w:t>32</w:t>
+      </w:r>
       <w:r>
         <w:rPr>
           <w:lang w:val="pt_PT" w:bidi="pt_PT"/>
         </w:rPr>
         <w:t xml:space="preserve">; </w:t>
       </w:r>
-      <w:hyperlink r:id="rId33">
-        <w:r>
-          <w:rPr>
-            <w:lang w:val="pt_PT" w:bidi="pt_PT"/>
-          </w:rPr>
-          <w:rPr>
-            <w:color w:val="0000EE"/>
-            <w:u w:val="single"/>
-          </w:rPr>
-          <w:t>Isaías 1.1–66.24</w:t>
-        </w:r>
-      </w:hyperlink>
+      <w:r>
+        <w:rPr>
+          <w:lang w:val="pt_PT" w:bidi="pt_PT"/>
+        </w:rPr>
+        <w:t>Isaías 1.1–66.24</w:t>
+      </w:r>
       <w:r>
         <w:rPr>
           <w:lang w:val="pt_PT" w:bidi="pt_PT"/>
         </w:rPr>
         <w:t xml:space="preserve">; </w:t>
       </w:r>
-      <w:hyperlink r:id="rId34">
-        <w:r>
-          <w:rPr>
-            <w:lang w:val="pt_PT" w:bidi="pt_PT"/>
-          </w:rPr>
-          <w:rPr>
-            <w:color w:val="0000EE"/>
-            <w:u w:val="single"/>
-          </w:rPr>
-          <w:t>Mateus 3.3</w:t>
-        </w:r>
-      </w:hyperlink>
+      <w:r>
+        <w:rPr>
+          <w:lang w:val="pt_PT" w:bidi="pt_PT"/>
+        </w:rPr>
+        <w:t>Mateus 3.3</w:t>
+      </w:r>
       <w:r>
         <w:rPr>
           <w:lang w:val="pt_PT" w:bidi="pt_PT"/>
         </w:rPr>
         <w:t xml:space="preserve">; </w:t>
       </w:r>
-      <w:hyperlink r:id="rId35">
-        <w:r>
-          <w:rPr>
-            <w:lang w:val="pt_PT" w:bidi="pt_PT"/>
-          </w:rPr>
-          <w:rPr>
-            <w:color w:val="0000EE"/>
-            <w:u w:val="single"/>
-          </w:rPr>
-          <w:t>4.14–16</w:t>
-        </w:r>
-      </w:hyperlink>
+      <w:r>
+        <w:rPr>
+          <w:lang w:val="pt_PT" w:bidi="pt_PT"/>
+        </w:rPr>
+        <w:t>4.14–16</w:t>
+      </w:r>
       <w:r>
         <w:rPr>
           <w:lang w:val="pt_PT" w:bidi="pt_PT"/>
         </w:rPr>
         <w:t xml:space="preserve">; </w:t>
       </w:r>
-      <w:hyperlink r:id="rId36">
-        <w:r>
-          <w:rPr>
-            <w:lang w:val="pt_PT" w:bidi="pt_PT"/>
-          </w:rPr>
-          <w:rPr>
-            <w:color w:val="0000EE"/>
-            <w:u w:val="single"/>
-          </w:rPr>
-          <w:t>8.17</w:t>
-        </w:r>
-      </w:hyperlink>
+      <w:r>
+        <w:rPr>
+          <w:lang w:val="pt_PT" w:bidi="pt_PT"/>
+        </w:rPr>
+        <w:t>8.17</w:t>
+      </w:r>
       <w:r>
         <w:rPr>
           <w:lang w:val="pt_PT" w:bidi="pt_PT"/>
         </w:rPr>
         <w:t xml:space="preserve">; </w:t>
       </w:r>
-      <w:hyperlink r:id="rId37">
-        <w:r>
-          <w:rPr>
-            <w:lang w:val="pt_PT" w:bidi="pt_PT"/>
-          </w:rPr>
-          <w:rPr>
-            <w:color w:val="0000EE"/>
-            <w:u w:val="single"/>
-          </w:rPr>
-          <w:t>12.17–21</w:t>
-        </w:r>
-      </w:hyperlink>
+      <w:r>
+        <w:rPr>
+          <w:lang w:val="pt_PT" w:bidi="pt_PT"/>
+        </w:rPr>
+        <w:t>12.17–21</w:t>
+      </w:r>
       <w:r>
         <w:rPr>
           <w:lang w:val="pt_PT" w:bidi="pt_PT"/>
         </w:rPr>
         <w:t xml:space="preserve">; </w:t>
       </w:r>
-      <w:hyperlink r:id="rId38">
-        <w:r>
-          <w:rPr>
-            <w:lang w:val="pt_PT" w:bidi="pt_PT"/>
-          </w:rPr>
-          <w:rPr>
-            <w:color w:val="0000EE"/>
-            <w:u w:val="single"/>
-          </w:rPr>
-          <w:t>13.14–15</w:t>
-        </w:r>
-      </w:hyperlink>
+      <w:r>
+        <w:rPr>
+          <w:lang w:val="pt_PT" w:bidi="pt_PT"/>
+        </w:rPr>
+        <w:t>13.14–15</w:t>
+      </w:r>
       <w:r>
         <w:rPr>
           <w:lang w:val="pt_PT" w:bidi="pt_PT"/>
         </w:rPr>
         <w:t xml:space="preserve">; </w:t>
       </w:r>
-      <w:hyperlink r:id="rId39">
-        <w:r>
-          <w:rPr>
-            <w:lang w:val="pt_PT" w:bidi="pt_PT"/>
-          </w:rPr>
-          <w:rPr>
-            <w:color w:val="0000EE"/>
-            <w:u w:val="single"/>
-          </w:rPr>
-          <w:t>15.7–9</w:t>
-        </w:r>
-      </w:hyperlink>
+      <w:r>
+        <w:rPr>
+          <w:lang w:val="pt_PT" w:bidi="pt_PT"/>
+        </w:rPr>
+        <w:t>15.7–9</w:t>
+      </w:r>
       <w:r>
         <w:rPr>
           <w:lang w:val="pt_PT" w:bidi="pt_PT"/>
         </w:rPr>
         <w:t xml:space="preserve">; </w:t>
       </w:r>
-      <w:hyperlink r:id="rId40">
-        <w:r>
-          <w:rPr>
-            <w:lang w:val="pt_PT" w:bidi="pt_PT"/>
-          </w:rPr>
-          <w:rPr>
-            <w:color w:val="0000EE"/>
-            <w:u w:val="single"/>
-          </w:rPr>
-          <w:t>Marcos 1.2–3</w:t>
-        </w:r>
-      </w:hyperlink>
+      <w:r>
+        <w:rPr>
+          <w:lang w:val="pt_PT" w:bidi="pt_PT"/>
+        </w:rPr>
+        <w:t>Marcos 1.2–3</w:t>
+      </w:r>
       <w:r>
         <w:rPr>
           <w:lang w:val="pt_PT" w:bidi="pt_PT"/>
         </w:rPr>
         <w:t xml:space="preserve">; </w:t>
       </w:r>
-      <w:hyperlink r:id="rId41">
-        <w:r>
-          <w:rPr>
-            <w:lang w:val="pt_PT" w:bidi="pt_PT"/>
-          </w:rPr>
-          <w:rPr>
-            <w:color w:val="0000EE"/>
-            <w:u w:val="single"/>
-          </w:rPr>
-          <w:t>7.6–7</w:t>
-        </w:r>
-      </w:hyperlink>
+      <w:r>
+        <w:rPr>
+          <w:lang w:val="pt_PT" w:bidi="pt_PT"/>
+        </w:rPr>
+        <w:t>7.6–7</w:t>
+      </w:r>
       <w:r>
         <w:rPr>
           <w:lang w:val="pt_PT" w:bidi="pt_PT"/>
         </w:rPr>
         <w:t xml:space="preserve">; </w:t>
       </w:r>
-      <w:hyperlink r:id="rId42">
-        <w:r>
-          <w:rPr>
-            <w:lang w:val="pt_PT" w:bidi="pt_PT"/>
-          </w:rPr>
-          <w:rPr>
-            <w:color w:val="0000EE"/>
-            <w:u w:val="single"/>
-          </w:rPr>
-          <w:t>Lucas 3.4–6</w:t>
-        </w:r>
-      </w:hyperlink>
+      <w:r>
+        <w:rPr>
+          <w:lang w:val="pt_PT" w:bidi="pt_PT"/>
+        </w:rPr>
+        <w:t>Lucas 3.4–6</w:t>
+      </w:r>
       <w:r>
         <w:rPr>
           <w:lang w:val="pt_PT" w:bidi="pt_PT"/>
         </w:rPr>
         <w:t xml:space="preserve">; </w:t>
       </w:r>
-      <w:hyperlink r:id="rId43">
-        <w:r>
-          <w:rPr>
-            <w:lang w:val="pt_PT" w:bidi="pt_PT"/>
-          </w:rPr>
-          <w:rPr>
-            <w:color w:val="0000EE"/>
-            <w:u w:val="single"/>
-          </w:rPr>
-          <w:t>4.17–19</w:t>
-        </w:r>
-      </w:hyperlink>
+      <w:r>
+        <w:rPr>
+          <w:lang w:val="pt_PT" w:bidi="pt_PT"/>
+        </w:rPr>
+        <w:t>4.17–19</w:t>
+      </w:r>
       <w:r>
         <w:rPr>
           <w:lang w:val="pt_PT" w:bidi="pt_PT"/>
         </w:rPr>
         <w:t xml:space="preserve">; </w:t>
       </w:r>
-      <w:hyperlink r:id="rId44">
-        <w:r>
-          <w:rPr>
-            <w:lang w:val="pt_PT" w:bidi="pt_PT"/>
-          </w:rPr>
-          <w:rPr>
-            <w:color w:val="0000EE"/>
-            <w:u w:val="single"/>
-          </w:rPr>
-          <w:t>João 1.23</w:t>
-        </w:r>
-      </w:hyperlink>
+      <w:r>
+        <w:rPr>
+          <w:lang w:val="pt_PT" w:bidi="pt_PT"/>
+        </w:rPr>
+        <w:t>João 1.23</w:t>
+      </w:r>
       <w:r>
         <w:rPr>
           <w:lang w:val="pt_PT" w:bidi="pt_PT"/>
         </w:rPr>
         <w:t xml:space="preserve">; </w:t>
       </w:r>
-      <w:hyperlink r:id="rId45">
-        <w:r>
-          <w:rPr>
-            <w:lang w:val="pt_PT" w:bidi="pt_PT"/>
-          </w:rPr>
-          <w:rPr>
-            <w:color w:val="0000EE"/>
-            <w:u w:val="single"/>
-          </w:rPr>
-          <w:t>12.38–41</w:t>
-        </w:r>
-      </w:hyperlink>
+      <w:r>
+        <w:rPr>
+          <w:lang w:val="pt_PT" w:bidi="pt_PT"/>
+        </w:rPr>
+        <w:t>12.38–41</w:t>
+      </w:r>
       <w:r>
         <w:rPr>
           <w:lang w:val="pt_PT" w:bidi="pt_PT"/>
         </w:rPr>
         <w:t xml:space="preserve">; </w:t>
       </w:r>
-      <w:hyperlink r:id="rId46">
-        <w:r>
-          <w:rPr>
-            <w:lang w:val="pt_PT" w:bidi="pt_PT"/>
-          </w:rPr>
-          <w:rPr>
-            <w:color w:val="0000EE"/>
-            <w:u w:val="single"/>
-          </w:rPr>
-          <w:t>Atos 8.28–34</w:t>
-        </w:r>
-      </w:hyperlink>
+      <w:r>
+        <w:rPr>
+          <w:lang w:val="pt_PT" w:bidi="pt_PT"/>
+        </w:rPr>
+        <w:t>Atos 8.28–34</w:t>
+      </w:r>
       <w:r>
         <w:rPr>
           <w:lang w:val="pt_PT" w:bidi="pt_PT"/>
         </w:rPr>
         <w:t xml:space="preserve">; </w:t>
       </w:r>
-      <w:hyperlink r:id="rId47">
-        <w:r>
-          <w:rPr>
-            <w:lang w:val="pt_PT" w:bidi="pt_PT"/>
-          </w:rPr>
-          <w:rPr>
-            <w:color w:val="0000EE"/>
-            <w:u w:val="single"/>
-          </w:rPr>
-          <w:t>28.25–27</w:t>
-        </w:r>
-      </w:hyperlink>
+      <w:r>
+        <w:rPr>
+          <w:lang w:val="pt_PT" w:bidi="pt_PT"/>
+        </w:rPr>
+        <w:t>28.25–27</w:t>
+      </w:r>
       <w:r>
         <w:rPr>
           <w:lang w:val="pt_PT" w:bidi="pt_PT"/>
         </w:rPr>
         <w:t xml:space="preserve">; </w:t>
       </w:r>
-      <w:hyperlink r:id="rId48">
-        <w:r>
-          <w:rPr>
-            <w:lang w:val="pt_PT" w:bidi="pt_PT"/>
-          </w:rPr>
-          <w:rPr>
-            <w:color w:val="0000EE"/>
-            <w:u w:val="single"/>
-          </w:rPr>
-          <w:t>Romanos 9.27–29</w:t>
-        </w:r>
-      </w:hyperlink>
+      <w:r>
+        <w:rPr>
+          <w:lang w:val="pt_PT" w:bidi="pt_PT"/>
+        </w:rPr>
+        <w:t>Romanos 9.27–29</w:t>
+      </w:r>
       <w:r>
         <w:rPr>
           <w:lang w:val="pt_PT" w:bidi="pt_PT"/>
         </w:rPr>
         <w:t xml:space="preserve">; </w:t>
       </w:r>
-      <w:hyperlink r:id="rId49">
-        <w:r>
-          <w:rPr>
-            <w:lang w:val="pt_PT" w:bidi="pt_PT"/>
-          </w:rPr>
-          <w:rPr>
-            <w:color w:val="0000EE"/>
-            <w:u w:val="single"/>
-          </w:rPr>
-          <w:t>10.15–16</w:t>
-        </w:r>
-      </w:hyperlink>
+      <w:r>
+        <w:rPr>
+          <w:lang w:val="pt_PT" w:bidi="pt_PT"/>
+        </w:rPr>
+        <w:t>10.15–16</w:t>
+      </w:r>
       <w:r>
         <w:rPr>
           <w:lang w:val="pt_PT" w:bidi="pt_PT"/>
         </w:rPr>
         <w:t>,</w:t>
       </w:r>
-      <w:hyperlink r:id="rId50">
-        <w:r>
-          <w:rPr>
-            <w:lang w:val="pt_PT" w:bidi="pt_PT"/>
-          </w:rPr>
-          <w:rPr>
-            <w:color w:val="0000EE"/>
-            <w:u w:val="single"/>
-          </w:rPr>
-          <w:t>20–21</w:t>
-        </w:r>
-      </w:hyperlink>
+      <w:r>
+        <w:rPr>
+          <w:lang w:val="pt_PT" w:bidi="pt_PT"/>
+        </w:rPr>
+        <w:t>20–21</w:t>
+      </w:r>
       <w:r>
         <w:rPr>
           <w:lang w:val="pt_PT" w:bidi="pt_PT"/>
         </w:rPr>
         <w:t xml:space="preserve">; </w:t>
       </w:r>
-      <w:hyperlink r:id="rId51">
-        <w:r>
-          <w:rPr>
-            <w:lang w:val="pt_PT" w:bidi="pt_PT"/>
-          </w:rPr>
-          <w:rPr>
-            <w:color w:val="0000EE"/>
-            <w:u w:val="single"/>
-          </w:rPr>
-          <w:t>15.12</w:t>
-        </w:r>
-      </w:hyperlink>
+      <w:r>
+        <w:rPr>
+          <w:lang w:val="pt_PT" w:bidi="pt_PT"/>
+        </w:rPr>
+        <w:t>15.12</w:t>
+      </w:r>
       <w:r>
         <w:rPr>
           <w:lang w:val="pt_PT" w:bidi="pt_PT"/>
         </w:rPr>
         <w:t xml:space="preserve">; </w:t>
       </w:r>
-      <w:hyperlink r:id="rId52">
-        <w:r>
-          <w:rPr>
-            <w:lang w:val="pt_PT" w:bidi="pt_PT"/>
-          </w:rPr>
-          <w:rPr>
-            <w:color w:val="0000EE"/>
-            <w:u w:val="single"/>
-          </w:rPr>
-          <w:t>Gálatas 4.27</w:t>
-        </w:r>
-      </w:hyperlink>
+      <w:r>
+        <w:rPr>
+          <w:lang w:val="pt_PT" w:bidi="pt_PT"/>
+        </w:rPr>
+        <w:t>Gálatas 4.27</w:t>
+      </w:r>
       <w:r>
         <w:rPr>
           <w:lang w:val="pt_PT" w:bidi="pt_PT"/>
@@ -1381,72 +1129,48 @@
         </w:rPr>
         <w:t>O nome Isaque significa "ele ri", refletindo as circunstâncias de seu nascimento. Quando Deus prometeu o nascimento de Isaque, tanto Abraão quanto Sara riram em descrença (</w:t>
       </w:r>
-      <w:hyperlink r:id="rId53">
-        <w:r>
-          <w:rPr>
-            <w:lang w:val="pt_PT" w:bidi="pt_PT"/>
-          </w:rPr>
-          <w:rPr>
-            <w:color w:val="0000EE"/>
-            <w:u w:val="single"/>
-          </w:rPr>
-          <w:t>Gn 17.15–19</w:t>
-        </w:r>
-      </w:hyperlink>
+      <w:r>
+        <w:rPr>
+          <w:lang w:val="pt_PT" w:bidi="pt_PT"/>
+        </w:rPr>
+        <w:t>Gn 17.15–19</w:t>
+      </w:r>
       <w:r>
         <w:rPr>
           <w:lang w:val="pt_PT" w:bidi="pt_PT"/>
         </w:rPr>
         <w:t xml:space="preserve">; </w:t>
       </w:r>
-      <w:hyperlink r:id="rId54">
-        <w:r>
-          <w:rPr>
-            <w:lang w:val="pt_PT" w:bidi="pt_PT"/>
-          </w:rPr>
-          <w:rPr>
-            <w:color w:val="0000EE"/>
-            <w:u w:val="single"/>
-          </w:rPr>
-          <w:t>18.9–15</w:t>
-        </w:r>
-      </w:hyperlink>
+      <w:r>
+        <w:rPr>
+          <w:lang w:val="pt_PT" w:bidi="pt_PT"/>
+        </w:rPr>
+        <w:t>18.9–15</w:t>
+      </w:r>
       <w:r>
         <w:rPr>
           <w:lang w:val="pt_PT" w:bidi="pt_PT"/>
         </w:rPr>
         <w:t>). Deus havia prometido a Abraão um filho (</w:t>
       </w:r>
-      <w:hyperlink r:id="rId55">
-        <w:r>
-          <w:rPr>
-            <w:lang w:val="pt_PT" w:bidi="pt_PT"/>
-          </w:rPr>
-          <w:rPr>
-            <w:color w:val="0000EE"/>
-            <w:u w:val="single"/>
-          </w:rPr>
-          <w:t>Gn 15.4–6</w:t>
-        </w:r>
-      </w:hyperlink>
+      <w:r>
+        <w:rPr>
+          <w:lang w:val="pt_PT" w:bidi="pt_PT"/>
+        </w:rPr>
+        <w:t>Gn 15.4–6</w:t>
+      </w:r>
       <w:r>
         <w:rPr>
           <w:lang w:val="pt_PT" w:bidi="pt_PT"/>
         </w:rPr>
         <w:t>). No entanto, nenhum filho havia nascido, e Abraão e Sara eram muito velhos para ter filhos. Então, quando Isaque nasceu, eles riram de alegria (</w:t>
       </w:r>
-      <w:hyperlink r:id="rId56">
-        <w:r>
-          <w:rPr>
-            <w:lang w:val="pt_PT" w:bidi="pt_PT"/>
-          </w:rPr>
-          <w:rPr>
-            <w:color w:val="0000EE"/>
-            <w:u w:val="single"/>
-          </w:rPr>
-          <w:t>Gn 21.6–7</w:t>
-        </w:r>
-      </w:hyperlink>
+      <w:r>
+        <w:rPr>
+          <w:lang w:val="pt_PT" w:bidi="pt_PT"/>
+        </w:rPr>
+        <w:t>Gn 21.6–7</w:t>
+      </w:r>
       <w:r>
         <w:rPr>
           <w:lang w:val="pt_PT" w:bidi="pt_PT"/>
@@ -1467,36 +1191,24 @@
         </w:rPr>
         <w:t>Quando Isaque era adolescente, Deus testou Abraão, dizendo-lhe para sacrificar Isaque (</w:t>
       </w:r>
-      <w:hyperlink r:id="rId57">
-        <w:r>
-          <w:rPr>
-            <w:lang w:val="pt_PT" w:bidi="pt_PT"/>
-          </w:rPr>
-          <w:rPr>
-            <w:color w:val="0000EE"/>
-            <w:u w:val="single"/>
-          </w:rPr>
-          <w:t>Gn 22.1–19</w:t>
-        </w:r>
-      </w:hyperlink>
+      <w:r>
+        <w:rPr>
+          <w:lang w:val="pt_PT" w:bidi="pt_PT"/>
+        </w:rPr>
+        <w:t>Gn 22.1–19</w:t>
+      </w:r>
       <w:r>
         <w:rPr>
           <w:lang w:val="pt_PT" w:bidi="pt_PT"/>
         </w:rPr>
         <w:t>). A fé de Abraão permaneceu forte. Ele obedeceu, e Isaque se submeteu a ele. Deus então interveio e providenciou um carneiro para ser sacrificado em vez de Isaque. Por causa da fé de Abraão, Deus prometeu a ele grandes bênçãos (</w:t>
       </w:r>
-      <w:hyperlink r:id="rId58">
-        <w:r>
-          <w:rPr>
-            <w:lang w:val="pt_PT" w:bidi="pt_PT"/>
-          </w:rPr>
-          <w:rPr>
-            <w:color w:val="0000EE"/>
-            <w:u w:val="single"/>
-          </w:rPr>
-          <w:t>Gn 22.15–18</w:t>
-        </w:r>
-      </w:hyperlink>
+      <w:r>
+        <w:rPr>
+          <w:lang w:val="pt_PT" w:bidi="pt_PT"/>
+        </w:rPr>
+        <w:t>Gn 22.15–18</w:t>
+      </w:r>
       <w:r>
         <w:rPr>
           <w:lang w:val="pt_PT" w:bidi="pt_PT"/>
@@ -1517,108 +1229,72 @@
         </w:rPr>
         <w:t>Isaque casou-se com Rebeca e estava pronto para continuar a linhagem familiar escolhida, mas Rebeca não podia ter filhos (</w:t>
       </w:r>
-      <w:hyperlink r:id="rId59">
-        <w:r>
-          <w:rPr>
-            <w:lang w:val="pt_PT" w:bidi="pt_PT"/>
-          </w:rPr>
-          <w:rPr>
-            <w:color w:val="0000EE"/>
-            <w:u w:val="single"/>
-          </w:rPr>
-          <w:t>Gn 25.21</w:t>
-        </w:r>
-      </w:hyperlink>
+      <w:r>
+        <w:rPr>
+          <w:lang w:val="pt_PT" w:bidi="pt_PT"/>
+        </w:rPr>
+        <w:t>Gn 25.21</w:t>
+      </w:r>
       <w:r>
         <w:rPr>
           <w:lang w:val="pt_PT" w:bidi="pt_PT"/>
         </w:rPr>
         <w:t xml:space="preserve">). Em vez de tentar resolver os problemas por conta própria, como seu pai havia feito (veja </w:t>
       </w:r>
-      <w:hyperlink r:id="rId60">
-        <w:r>
-          <w:rPr>
-            <w:lang w:val="pt_PT" w:bidi="pt_PT"/>
-          </w:rPr>
-          <w:rPr>
-            <w:color w:val="0000EE"/>
-            <w:u w:val="single"/>
-          </w:rPr>
-          <w:t>Gn 16.1–16</w:t>
-        </w:r>
-      </w:hyperlink>
+      <w:r>
+        <w:rPr>
+          <w:lang w:val="pt_PT" w:bidi="pt_PT"/>
+        </w:rPr>
+        <w:t>Gn 16.1–16</w:t>
+      </w:r>
       <w:r>
         <w:rPr>
           <w:lang w:val="pt_PT" w:bidi="pt_PT"/>
         </w:rPr>
         <w:t>), Isaque orou ao Senhor, e Rebeca deu à luz filhos gêmeos. Isaque preferia Esaú, o filho mais velho, enquanto Rebeca preferia Jacó. Esse favoritismo levou Jacó a enganar Isaque quando ele estava velho e cego (</w:t>
       </w:r>
-      <w:hyperlink r:id="rId61">
-        <w:r>
-          <w:rPr>
-            <w:lang w:val="pt_PT" w:bidi="pt_PT"/>
-          </w:rPr>
-          <w:rPr>
-            <w:color w:val="0000EE"/>
-            <w:u w:val="single"/>
-          </w:rPr>
-          <w:t>Gn 27.1–40</w:t>
-        </w:r>
-      </w:hyperlink>
+      <w:r>
+        <w:rPr>
+          <w:lang w:val="pt_PT" w:bidi="pt_PT"/>
+        </w:rPr>
+        <w:t>Gn 27.1–40</w:t>
+      </w:r>
       <w:r>
         <w:rPr>
           <w:lang w:val="pt_PT" w:bidi="pt_PT"/>
         </w:rPr>
         <w:t xml:space="preserve">). O favoritismo continuou a ser um problema entre os descendentes de Isaque (veja </w:t>
       </w:r>
-      <w:hyperlink r:id="rId62">
-        <w:r>
-          <w:rPr>
-            <w:lang w:val="pt_PT" w:bidi="pt_PT"/>
-          </w:rPr>
-          <w:rPr>
-            <w:color w:val="0000EE"/>
-            <w:u w:val="single"/>
-          </w:rPr>
-          <w:t>Gn 29.30</w:t>
-        </w:r>
-      </w:hyperlink>
+      <w:r>
+        <w:rPr>
+          <w:lang w:val="pt_PT" w:bidi="pt_PT"/>
+        </w:rPr>
+        <w:t>Gn 29.30</w:t>
+      </w:r>
       <w:r>
         <w:rPr>
           <w:lang w:val="pt_PT" w:bidi="pt_PT"/>
         </w:rPr>
         <w:t xml:space="preserve">; </w:t>
       </w:r>
-      <w:hyperlink r:id="rId63">
-        <w:r>
-          <w:rPr>
-            <w:lang w:val="pt_PT" w:bidi="pt_PT"/>
-          </w:rPr>
-          <w:rPr>
-            <w:color w:val="0000EE"/>
-            <w:u w:val="single"/>
-          </w:rPr>
-          <w:t>33.1–2</w:t>
-        </w:r>
-      </w:hyperlink>
+      <w:r>
+        <w:rPr>
+          <w:lang w:val="pt_PT" w:bidi="pt_PT"/>
+        </w:rPr>
+        <w:t>33.1–2</w:t>
+      </w:r>
       <w:r>
         <w:rPr>
           <w:lang w:val="pt_PT" w:bidi="pt_PT"/>
         </w:rPr>
         <w:t xml:space="preserve">; </w:t>
       </w:r>
-      <w:hyperlink r:id="rId64">
-        <w:r>
-          <w:rPr>
-            <w:lang w:val="pt_PT" w:bidi="pt_PT"/>
-          </w:rPr>
-          <w:rPr>
-            <w:color w:val="0000EE"/>
-            <w:u w:val="single"/>
-          </w:rPr>
-          <w:t>37.4</w:t>
-        </w:r>
-      </w:hyperlink>
+      <w:r>
+        <w:rPr>
+          <w:lang w:val="pt_PT" w:bidi="pt_PT"/>
+        </w:rPr>
+        <w:t>37.4</w:t>
+      </w:r>
       <w:r>
         <w:rPr>
           <w:lang w:val="pt_PT" w:bidi="pt_PT"/>
@@ -1639,162 +1315,108 @@
         </w:rPr>
         <w:t>Isaque seguiu o exemplo de seu pai Abraão ao lidar com nações vizinhas. Durante uma fome, ele visitou outro reino e, por medo, disse que sua esposa era sua irmã (</w:t>
       </w:r>
-      <w:hyperlink r:id="rId65">
-        <w:r>
-          <w:rPr>
-            <w:lang w:val="pt_PT" w:bidi="pt_PT"/>
-          </w:rPr>
-          <w:rPr>
-            <w:color w:val="0000EE"/>
-            <w:u w:val="single"/>
-          </w:rPr>
-          <w:t>Gn 26.1–11</w:t>
-        </w:r>
-      </w:hyperlink>
+      <w:r>
+        <w:rPr>
+          <w:lang w:val="pt_PT" w:bidi="pt_PT"/>
+        </w:rPr>
+        <w:t>Gn 26.1–11</w:t>
+      </w:r>
       <w:r>
         <w:rPr>
           <w:lang w:val="pt_PT" w:bidi="pt_PT"/>
         </w:rPr>
         <w:t xml:space="preserve">; compare </w:t>
       </w:r>
-      <w:hyperlink r:id="rId66">
-        <w:r>
-          <w:rPr>
-            <w:lang w:val="pt_PT" w:bidi="pt_PT"/>
-          </w:rPr>
-          <w:rPr>
-            <w:color w:val="0000EE"/>
-            <w:u w:val="single"/>
-          </w:rPr>
-          <w:t>12.10–20</w:t>
-        </w:r>
-      </w:hyperlink>
+      <w:r>
+        <w:rPr>
+          <w:lang w:val="pt_PT" w:bidi="pt_PT"/>
+        </w:rPr>
+        <w:t>12.10–20</w:t>
+      </w:r>
       <w:r>
         <w:rPr>
           <w:lang w:val="pt_PT" w:bidi="pt_PT"/>
         </w:rPr>
         <w:t xml:space="preserve">; </w:t>
       </w:r>
-      <w:hyperlink r:id="rId67">
-        <w:r>
-          <w:rPr>
-            <w:lang w:val="pt_PT" w:bidi="pt_PT"/>
-          </w:rPr>
-          <w:rPr>
-            <w:color w:val="0000EE"/>
-            <w:u w:val="single"/>
-          </w:rPr>
-          <w:t>20.1–18</w:t>
-        </w:r>
-      </w:hyperlink>
+      <w:r>
+        <w:rPr>
+          <w:lang w:val="pt_PT" w:bidi="pt_PT"/>
+        </w:rPr>
+        <w:t>20.1–18</w:t>
+      </w:r>
       <w:r>
         <w:rPr>
           <w:lang w:val="pt_PT" w:bidi="pt_PT"/>
         </w:rPr>
         <w:t>). Como seu pai, Isaque tornou-se rico naquela terra e foi solicitado a sair (</w:t>
       </w:r>
-      <w:hyperlink r:id="rId68">
-        <w:r>
-          <w:rPr>
-            <w:lang w:val="pt_PT" w:bidi="pt_PT"/>
-          </w:rPr>
-          <w:rPr>
-            <w:color w:val="0000EE"/>
-            <w:u w:val="single"/>
-          </w:rPr>
-          <w:t>Gn 26.12–16</w:t>
-        </w:r>
-      </w:hyperlink>
+      <w:r>
+        <w:rPr>
+          <w:lang w:val="pt_PT" w:bidi="pt_PT"/>
+        </w:rPr>
+        <w:t>Gn 26.12–16</w:t>
+      </w:r>
       <w:r>
         <w:rPr>
           <w:lang w:val="pt_PT" w:bidi="pt_PT"/>
         </w:rPr>
         <w:t xml:space="preserve">; compare </w:t>
       </w:r>
-      <w:hyperlink r:id="rId69">
-        <w:r>
-          <w:rPr>
-            <w:lang w:val="pt_PT" w:bidi="pt_PT"/>
-          </w:rPr>
-          <w:rPr>
-            <w:color w:val="0000EE"/>
-            <w:u w:val="single"/>
-          </w:rPr>
-          <w:t>12.16–20</w:t>
-        </w:r>
-      </w:hyperlink>
+      <w:r>
+        <w:rPr>
+          <w:lang w:val="pt_PT" w:bidi="pt_PT"/>
+        </w:rPr>
+        <w:t>12.16–20</w:t>
+      </w:r>
       <w:r>
         <w:rPr>
           <w:lang w:val="pt_PT" w:bidi="pt_PT"/>
         </w:rPr>
         <w:t>). Ele enfrentou disputas sobre água e terra com outros pastores (</w:t>
       </w:r>
-      <w:hyperlink r:id="rId70">
-        <w:r>
-          <w:rPr>
-            <w:lang w:val="pt_PT" w:bidi="pt_PT"/>
-          </w:rPr>
-          <w:rPr>
-            <w:color w:val="0000EE"/>
-            <w:u w:val="single"/>
-          </w:rPr>
-          <w:t>Gn 26.17–22</w:t>
-        </w:r>
-      </w:hyperlink>
+      <w:r>
+        <w:rPr>
+          <w:lang w:val="pt_PT" w:bidi="pt_PT"/>
+        </w:rPr>
+        <w:t>Gn 26.17–22</w:t>
+      </w:r>
       <w:r>
         <w:rPr>
           <w:lang w:val="pt_PT" w:bidi="pt_PT"/>
         </w:rPr>
         <w:t xml:space="preserve">; compare </w:t>
       </w:r>
-      <w:hyperlink r:id="rId71">
-        <w:r>
-          <w:rPr>
-            <w:lang w:val="pt_PT" w:bidi="pt_PT"/>
-          </w:rPr>
-          <w:rPr>
-            <w:color w:val="0000EE"/>
-            <w:u w:val="single"/>
-          </w:rPr>
-          <w:t>21.25–31</w:t>
-        </w:r>
-      </w:hyperlink>
+      <w:r>
+        <w:rPr>
+          <w:lang w:val="pt_PT" w:bidi="pt_PT"/>
+        </w:rPr>
+        <w:t>21.25–31</w:t>
+      </w:r>
       <w:r>
         <w:rPr>
           <w:lang w:val="pt_PT" w:bidi="pt_PT"/>
         </w:rPr>
         <w:t>). Ele também fez um tratado com o rei dos filisteus (</w:t>
       </w:r>
-      <w:hyperlink r:id="rId72">
-        <w:r>
-          <w:rPr>
-            <w:lang w:val="pt_PT" w:bidi="pt_PT"/>
-          </w:rPr>
-          <w:rPr>
-            <w:color w:val="0000EE"/>
-            <w:u w:val="single"/>
-          </w:rPr>
-          <w:t>Gn 26.26–31</w:t>
-        </w:r>
-      </w:hyperlink>
+      <w:r>
+        <w:rPr>
+          <w:lang w:val="pt_PT" w:bidi="pt_PT"/>
+        </w:rPr>
+        <w:t>Gn 26.26–31</w:t>
+      </w:r>
       <w:r>
         <w:rPr>
           <w:lang w:val="pt_PT" w:bidi="pt_PT"/>
         </w:rPr>
         <w:t xml:space="preserve">; compare </w:t>
       </w:r>
-      <w:hyperlink r:id="rId73">
-        <w:r>
-          <w:rPr>
-            <w:lang w:val="pt_PT" w:bidi="pt_PT"/>
-          </w:rPr>
-          <w:rPr>
-            <w:color w:val="0000EE"/>
-            <w:u w:val="single"/>
-          </w:rPr>
-          <w:t>21.22–32</w:t>
-        </w:r>
-      </w:hyperlink>
+      <w:r>
+        <w:rPr>
+          <w:lang w:val="pt_PT" w:bidi="pt_PT"/>
+        </w:rPr>
+        <w:t>21.22–32</w:t>
+      </w:r>
       <w:r>
         <w:rPr>
           <w:lang w:val="pt_PT" w:bidi="pt_PT"/>
@@ -1815,90 +1437,60 @@
         </w:rPr>
         <w:t>Isaque recebeu a mesma promessa que seu pai (</w:t>
       </w:r>
-      <w:hyperlink r:id="rId74">
-        <w:r>
-          <w:rPr>
-            <w:lang w:val="pt_PT" w:bidi="pt_PT"/>
-          </w:rPr>
-          <w:rPr>
-            <w:color w:val="0000EE"/>
-            <w:u w:val="single"/>
-          </w:rPr>
-          <w:t>Gn 26.2–5</w:t>
-        </w:r>
-      </w:hyperlink>
+      <w:r>
+        <w:rPr>
+          <w:lang w:val="pt_PT" w:bidi="pt_PT"/>
+        </w:rPr>
+        <w:t>Gn 26.2–5</w:t>
+      </w:r>
       <w:r>
         <w:rPr>
           <w:lang w:val="pt_PT" w:bidi="pt_PT"/>
         </w:rPr>
         <w:t xml:space="preserve">, </w:t>
       </w:r>
-      <w:hyperlink r:id="rId75">
-        <w:r>
-          <w:rPr>
-            <w:lang w:val="pt_PT" w:bidi="pt_PT"/>
-          </w:rPr>
-          <w:rPr>
-            <w:color w:val="0000EE"/>
-            <w:u w:val="single"/>
-          </w:rPr>
-          <w:t>23–25</w:t>
-        </w:r>
-      </w:hyperlink>
+      <w:r>
+        <w:rPr>
+          <w:lang w:val="pt_PT" w:bidi="pt_PT"/>
+        </w:rPr>
+        <w:t>23–25</w:t>
+      </w:r>
       <w:r>
         <w:rPr>
           <w:lang w:val="pt_PT" w:bidi="pt_PT"/>
         </w:rPr>
         <w:t xml:space="preserve">; compare </w:t>
       </w:r>
-      <w:hyperlink r:id="rId76">
-        <w:r>
-          <w:rPr>
-            <w:lang w:val="pt_PT" w:bidi="pt_PT"/>
-          </w:rPr>
-          <w:rPr>
-            <w:color w:val="0000EE"/>
-            <w:u w:val="single"/>
-          </w:rPr>
-          <w:t>22.16–18</w:t>
-        </w:r>
-      </w:hyperlink>
+      <w:r>
+        <w:rPr>
+          <w:lang w:val="pt_PT" w:bidi="pt_PT"/>
+        </w:rPr>
+        <w:t>22.16–18</w:t>
+      </w:r>
       <w:r>
         <w:rPr>
           <w:lang w:val="pt_PT" w:bidi="pt_PT"/>
         </w:rPr>
         <w:t xml:space="preserve">). Ele demonstrou seu compromisso ao continuar a prática da circuncisão, que simbolizava a aliança (veja </w:t>
       </w:r>
-      <w:hyperlink r:id="rId77">
-        <w:r>
-          <w:rPr>
-            <w:lang w:val="pt_PT" w:bidi="pt_PT"/>
-          </w:rPr>
-          <w:rPr>
-            <w:color w:val="0000EE"/>
-            <w:u w:val="single"/>
-          </w:rPr>
-          <w:t>At 7.8</w:t>
-        </w:r>
-      </w:hyperlink>
+      <w:r>
+        <w:rPr>
+          <w:lang w:val="pt_PT" w:bidi="pt_PT"/>
+        </w:rPr>
+        <w:t>At 7.8</w:t>
+      </w:r>
       <w:r>
         <w:rPr>
           <w:lang w:val="pt_PT" w:bidi="pt_PT"/>
         </w:rPr>
         <w:t xml:space="preserve">). Como o filho da promessa, Isaque representa todos que são filhos de Abraão pela fé em Cristo. Eles são livres para viver como filhos de Deus, não como escravos (veja </w:t>
       </w:r>
-      <w:hyperlink r:id="rId78">
-        <w:r>
-          <w:rPr>
-            <w:lang w:val="pt_PT" w:bidi="pt_PT"/>
-          </w:rPr>
-          <w:rPr>
-            <w:color w:val="0000EE"/>
-            <w:u w:val="single"/>
-          </w:rPr>
-          <w:t>Gl 4.21–5.1</w:t>
-        </w:r>
-      </w:hyperlink>
+      <w:r>
+        <w:rPr>
+          <w:lang w:val="pt_PT" w:bidi="pt_PT"/>
+        </w:rPr>
+        <w:t>Gl 4.21–5.1</w:t>
+      </w:r>
       <w:r>
         <w:rPr>
           <w:lang w:val="pt_PT" w:bidi="pt_PT"/>
@@ -1928,360 +1520,240 @@
           <w:lang w:val="pt_PT" w:bidi="pt_PT"/>
         </w:rPr>
       </w:r>
-      <w:hyperlink r:id="rId79">
-        <w:r>
-          <w:rPr>
-            <w:lang w:val="pt_PT" w:bidi="pt_PT"/>
-          </w:rPr>
-          <w:rPr>
-            <w:color w:val="0000EE"/>
-            <w:u w:val="single"/>
-          </w:rPr>
-          <w:t>Gênesis 17.19–21</w:t>
-        </w:r>
-      </w:hyperlink>
+      <w:r>
+        <w:rPr>
+          <w:lang w:val="pt_PT" w:bidi="pt_PT"/>
+        </w:rPr>
+        <w:t>Gênesis 17.19–21</w:t>
+      </w:r>
       <w:r>
         <w:rPr>
           <w:lang w:val="pt_PT" w:bidi="pt_PT"/>
         </w:rPr>
         <w:t xml:space="preserve">; </w:t>
       </w:r>
-      <w:hyperlink r:id="rId80">
-        <w:r>
-          <w:rPr>
-            <w:lang w:val="pt_PT" w:bidi="pt_PT"/>
-          </w:rPr>
-          <w:rPr>
-            <w:color w:val="0000EE"/>
-            <w:u w:val="single"/>
-          </w:rPr>
-          <w:t>21.1–12</w:t>
-        </w:r>
-      </w:hyperlink>
+      <w:r>
+        <w:rPr>
+          <w:lang w:val="pt_PT" w:bidi="pt_PT"/>
+        </w:rPr>
+        <w:t>21.1–12</w:t>
+      </w:r>
       <w:r>
         <w:rPr>
           <w:lang w:val="pt_PT" w:bidi="pt_PT"/>
         </w:rPr>
         <w:t xml:space="preserve">; </w:t>
       </w:r>
-      <w:hyperlink r:id="rId57">
-        <w:r>
-          <w:rPr>
-            <w:lang w:val="pt_PT" w:bidi="pt_PT"/>
-          </w:rPr>
-          <w:rPr>
-            <w:color w:val="0000EE"/>
-            <w:u w:val="single"/>
-          </w:rPr>
-          <w:t>22.1–19</w:t>
-        </w:r>
-      </w:hyperlink>
+      <w:r>
+        <w:rPr>
+          <w:lang w:val="pt_PT" w:bidi="pt_PT"/>
+        </w:rPr>
+        <w:t>22.1–19</w:t>
+      </w:r>
       <w:r>
         <w:rPr>
           <w:lang w:val="pt_PT" w:bidi="pt_PT"/>
         </w:rPr>
         <w:t xml:space="preserve">; </w:t>
       </w:r>
-      <w:hyperlink r:id="rId81">
-        <w:r>
-          <w:rPr>
-            <w:lang w:val="pt_PT" w:bidi="pt_PT"/>
-          </w:rPr>
-          <w:rPr>
-            <w:color w:val="0000EE"/>
-            <w:u w:val="single"/>
-          </w:rPr>
-          <w:t>24.1–8</w:t>
-        </w:r>
-      </w:hyperlink>
+      <w:r>
+        <w:rPr>
+          <w:lang w:val="pt_PT" w:bidi="pt_PT"/>
+        </w:rPr>
+        <w:t>24.1–8</w:t>
+      </w:r>
       <w:r>
         <w:rPr>
           <w:lang w:val="pt_PT" w:bidi="pt_PT"/>
         </w:rPr>
         <w:t>,</w:t>
       </w:r>
-      <w:hyperlink r:id="rId82">
-        <w:r>
-          <w:rPr>
-            <w:lang w:val="pt_PT" w:bidi="pt_PT"/>
-          </w:rPr>
-          <w:rPr>
-            <w:color w:val="0000EE"/>
-            <w:u w:val="single"/>
-          </w:rPr>
-          <w:t>14</w:t>
-        </w:r>
-      </w:hyperlink>
+      <w:r>
+        <w:rPr>
+          <w:lang w:val="pt_PT" w:bidi="pt_PT"/>
+        </w:rPr>
+        <w:t>14</w:t>
+      </w:r>
       <w:r>
         <w:rPr>
           <w:lang w:val="pt_PT" w:bidi="pt_PT"/>
         </w:rPr>
         <w:t>,</w:t>
       </w:r>
-      <w:hyperlink r:id="rId83">
-        <w:r>
-          <w:rPr>
-            <w:lang w:val="pt_PT" w:bidi="pt_PT"/>
-          </w:rPr>
-          <w:rPr>
-            <w:color w:val="0000EE"/>
-            <w:u w:val="single"/>
-          </w:rPr>
-          <w:t>62–67</w:t>
-        </w:r>
-      </w:hyperlink>
+      <w:r>
+        <w:rPr>
+          <w:lang w:val="pt_PT" w:bidi="pt_PT"/>
+        </w:rPr>
+        <w:t>62–67</w:t>
+      </w:r>
       <w:r>
         <w:rPr>
           <w:lang w:val="pt_PT" w:bidi="pt_PT"/>
         </w:rPr>
         <w:t xml:space="preserve">; </w:t>
       </w:r>
-      <w:hyperlink r:id="rId84">
-        <w:r>
-          <w:rPr>
-            <w:lang w:val="pt_PT" w:bidi="pt_PT"/>
-          </w:rPr>
-          <w:rPr>
-            <w:color w:val="0000EE"/>
-            <w:u w:val="single"/>
-          </w:rPr>
-          <w:t>25.5–11</w:t>
-        </w:r>
-      </w:hyperlink>
+      <w:r>
+        <w:rPr>
+          <w:lang w:val="pt_PT" w:bidi="pt_PT"/>
+        </w:rPr>
+        <w:t>25.5–11</w:t>
+      </w:r>
       <w:r>
         <w:rPr>
           <w:lang w:val="pt_PT" w:bidi="pt_PT"/>
         </w:rPr>
         <w:t>,</w:t>
       </w:r>
-      <w:hyperlink r:id="rId85">
-        <w:r>
-          <w:rPr>
-            <w:lang w:val="pt_PT" w:bidi="pt_PT"/>
-          </w:rPr>
-          <w:rPr>
-            <w:color w:val="0000EE"/>
-            <w:u w:val="single"/>
-          </w:rPr>
-          <w:t>19–28</w:t>
-        </w:r>
-      </w:hyperlink>
+      <w:r>
+        <w:rPr>
+          <w:lang w:val="pt_PT" w:bidi="pt_PT"/>
+        </w:rPr>
+        <w:t>19–28</w:t>
+      </w:r>
       <w:r>
         <w:rPr>
           <w:lang w:val="pt_PT" w:bidi="pt_PT"/>
         </w:rPr>
         <w:t xml:space="preserve">; </w:t>
       </w:r>
-      <w:hyperlink r:id="rId86">
-        <w:r>
-          <w:rPr>
-            <w:lang w:val="pt_PT" w:bidi="pt_PT"/>
-          </w:rPr>
-          <w:rPr>
-            <w:color w:val="0000EE"/>
-            <w:u w:val="single"/>
-          </w:rPr>
-          <w:t>26.1–28.9</w:t>
-        </w:r>
-      </w:hyperlink>
+      <w:r>
+        <w:rPr>
+          <w:lang w:val="pt_PT" w:bidi="pt_PT"/>
+        </w:rPr>
+        <w:t>26.1–28.9</w:t>
+      </w:r>
       <w:r>
         <w:rPr>
           <w:lang w:val="pt_PT" w:bidi="pt_PT"/>
         </w:rPr>
         <w:t xml:space="preserve">; </w:t>
       </w:r>
-      <w:hyperlink r:id="rId87">
-        <w:r>
-          <w:rPr>
-            <w:lang w:val="pt_PT" w:bidi="pt_PT"/>
-          </w:rPr>
-          <w:rPr>
-            <w:color w:val="0000EE"/>
-            <w:u w:val="single"/>
-          </w:rPr>
-          <w:t>31.42</w:t>
-        </w:r>
-      </w:hyperlink>
+      <w:r>
+        <w:rPr>
+          <w:lang w:val="pt_PT" w:bidi="pt_PT"/>
+        </w:rPr>
+        <w:t>31.42</w:t>
+      </w:r>
       <w:r>
         <w:rPr>
           <w:lang w:val="pt_PT" w:bidi="pt_PT"/>
         </w:rPr>
         <w:t xml:space="preserve">; </w:t>
       </w:r>
-      <w:hyperlink r:id="rId88">
-        <w:r>
-          <w:rPr>
-            <w:lang w:val="pt_PT" w:bidi="pt_PT"/>
-          </w:rPr>
-          <w:rPr>
-            <w:color w:val="0000EE"/>
-            <w:u w:val="single"/>
-          </w:rPr>
-          <w:t>35.12</w:t>
-        </w:r>
-      </w:hyperlink>
+      <w:r>
+        <w:rPr>
+          <w:lang w:val="pt_PT" w:bidi="pt_PT"/>
+        </w:rPr>
+        <w:t>35.12</w:t>
+      </w:r>
       <w:r>
         <w:rPr>
           <w:lang w:val="pt_PT" w:bidi="pt_PT"/>
         </w:rPr>
         <w:t>,</w:t>
       </w:r>
-      <w:hyperlink r:id="rId89">
-        <w:r>
-          <w:rPr>
-            <w:lang w:val="pt_PT" w:bidi="pt_PT"/>
-          </w:rPr>
-          <w:rPr>
-            <w:color w:val="0000EE"/>
-            <w:u w:val="single"/>
-          </w:rPr>
-          <w:t>27–28</w:t>
-        </w:r>
-      </w:hyperlink>
+      <w:r>
+        <w:rPr>
+          <w:lang w:val="pt_PT" w:bidi="pt_PT"/>
+        </w:rPr>
+        <w:t>27–28</w:t>
+      </w:r>
       <w:r>
         <w:rPr>
           <w:lang w:val="pt_PT" w:bidi="pt_PT"/>
         </w:rPr>
         <w:t xml:space="preserve">; </w:t>
       </w:r>
-      <w:hyperlink r:id="rId90">
-        <w:r>
-          <w:rPr>
-            <w:lang w:val="pt_PT" w:bidi="pt_PT"/>
-          </w:rPr>
-          <w:rPr>
-            <w:color w:val="0000EE"/>
-            <w:u w:val="single"/>
-          </w:rPr>
-          <w:t>48.15–16</w:t>
-        </w:r>
-      </w:hyperlink>
+      <w:r>
+        <w:rPr>
+          <w:lang w:val="pt_PT" w:bidi="pt_PT"/>
+        </w:rPr>
+        <w:t>48.15–16</w:t>
+      </w:r>
       <w:r>
         <w:rPr>
           <w:lang w:val="pt_PT" w:bidi="pt_PT"/>
         </w:rPr>
         <w:t xml:space="preserve">; </w:t>
       </w:r>
-      <w:hyperlink r:id="rId91">
-        <w:r>
-          <w:rPr>
-            <w:lang w:val="pt_PT" w:bidi="pt_PT"/>
-          </w:rPr>
-          <w:rPr>
-            <w:color w:val="0000EE"/>
-            <w:u w:val="single"/>
-          </w:rPr>
-          <w:t>49.31</w:t>
-        </w:r>
-      </w:hyperlink>
+      <w:r>
+        <w:rPr>
+          <w:lang w:val="pt_PT" w:bidi="pt_PT"/>
+        </w:rPr>
+        <w:t>49.31</w:t>
+      </w:r>
       <w:r>
         <w:rPr>
           <w:lang w:val="pt_PT" w:bidi="pt_PT"/>
         </w:rPr>
         <w:t xml:space="preserve">; </w:t>
       </w:r>
-      <w:hyperlink r:id="rId92">
-        <w:r>
-          <w:rPr>
-            <w:lang w:val="pt_PT" w:bidi="pt_PT"/>
-          </w:rPr>
-          <w:rPr>
-            <w:color w:val="0000EE"/>
-            <w:u w:val="single"/>
-          </w:rPr>
-          <w:t>Êxodo 3.6</w:t>
-        </w:r>
-      </w:hyperlink>
+      <w:r>
+        <w:rPr>
+          <w:lang w:val="pt_PT" w:bidi="pt_PT"/>
+        </w:rPr>
+        <w:t>Êxodo 3.6</w:t>
+      </w:r>
       <w:r>
         <w:rPr>
           <w:lang w:val="pt_PT" w:bidi="pt_PT"/>
         </w:rPr>
         <w:t xml:space="preserve">; </w:t>
       </w:r>
-      <w:hyperlink r:id="rId93">
-        <w:r>
-          <w:rPr>
-            <w:lang w:val="pt_PT" w:bidi="pt_PT"/>
-          </w:rPr>
-          <w:rPr>
-            <w:color w:val="0000EE"/>
-            <w:u w:val="single"/>
-          </w:rPr>
-          <w:t>Js 24.3–4</w:t>
-        </w:r>
-      </w:hyperlink>
+      <w:r>
+        <w:rPr>
+          <w:lang w:val="pt_PT" w:bidi="pt_PT"/>
+        </w:rPr>
+        <w:t>Js 24.3–4</w:t>
+      </w:r>
       <w:r>
         <w:rPr>
           <w:lang w:val="pt_PT" w:bidi="pt_PT"/>
         </w:rPr>
         <w:t xml:space="preserve">; </w:t>
       </w:r>
-      <w:hyperlink r:id="rId94">
-        <w:r>
-          <w:rPr>
-            <w:lang w:val="pt_PT" w:bidi="pt_PT"/>
-          </w:rPr>
-          <w:rPr>
-            <w:color w:val="0000EE"/>
-            <w:u w:val="single"/>
-          </w:rPr>
-          <w:t>Romanos 9.6–10</w:t>
-        </w:r>
-      </w:hyperlink>
+      <w:r>
+        <w:rPr>
+          <w:lang w:val="pt_PT" w:bidi="pt_PT"/>
+        </w:rPr>
+        <w:t>Romanos 9.6–10</w:t>
+      </w:r>
       <w:r>
         <w:rPr>
           <w:lang w:val="pt_PT" w:bidi="pt_PT"/>
         </w:rPr>
         <w:t xml:space="preserve">; </w:t>
       </w:r>
-      <w:hyperlink r:id="rId95">
-        <w:r>
-          <w:rPr>
-            <w:lang w:val="pt_PT" w:bidi="pt_PT"/>
-          </w:rPr>
-          <w:rPr>
-            <w:color w:val="0000EE"/>
-            <w:u w:val="single"/>
-          </w:rPr>
-          <w:t>Gálatas 4.21–31</w:t>
-        </w:r>
-      </w:hyperlink>
+      <w:r>
+        <w:rPr>
+          <w:lang w:val="pt_PT" w:bidi="pt_PT"/>
+        </w:rPr>
+        <w:t>Gálatas 4.21–31</w:t>
+      </w:r>
       <w:r>
         <w:rPr>
           <w:lang w:val="pt_PT" w:bidi="pt_PT"/>
         </w:rPr>
         <w:t xml:space="preserve">; </w:t>
       </w:r>
-      <w:hyperlink r:id="rId96">
-        <w:r>
-          <w:rPr>
-            <w:lang w:val="pt_PT" w:bidi="pt_PT"/>
-          </w:rPr>
-          <w:rPr>
-            <w:color w:val="0000EE"/>
-            <w:u w:val="single"/>
-          </w:rPr>
-          <w:t>Hebreus 11.8–9</w:t>
-        </w:r>
-      </w:hyperlink>
+      <w:r>
+        <w:rPr>
+          <w:lang w:val="pt_PT" w:bidi="pt_PT"/>
+        </w:rPr>
+        <w:t>Hebreus 11.8–9</w:t>
+      </w:r>
       <w:r>
         <w:rPr>
           <w:lang w:val="pt_PT" w:bidi="pt_PT"/>
         </w:rPr>
         <w:t>,</w:t>
       </w:r>
-      <w:hyperlink r:id="rId97">
-        <w:r>
-          <w:rPr>
-            <w:lang w:val="pt_PT" w:bidi="pt_PT"/>
-          </w:rPr>
-          <w:rPr>
-            <w:color w:val="0000EE"/>
-            <w:u w:val="single"/>
-          </w:rPr>
-          <w:t>17–20</w:t>
-        </w:r>
-      </w:hyperlink>
+      <w:r>
+        <w:rPr>
+          <w:lang w:val="pt_PT" w:bidi="pt_PT"/>
+        </w:rPr>
+        <w:t>17–20</w:t>
+      </w:r>
       <w:r>
         <w:rPr>
           <w:lang w:val="pt_PT" w:bidi="pt_PT"/>
@@ -2330,144 +1802,96 @@
         </w:rPr>
         <w:t>Ismael foi o primeiro filho de Abraão, nascido de Agar, a serva egípcia de Sara. O menino nasceu perto de Hebrom quando Abraão tinha oitenta e seis anos (</w:t>
       </w:r>
-      <w:hyperlink r:id="rId98">
-        <w:r>
-          <w:rPr>
-            <w:lang w:val="pt_PT" w:bidi="pt_PT"/>
-          </w:rPr>
-          <w:rPr>
-            <w:color w:val="0000EE"/>
-            <w:u w:val="single"/>
-          </w:rPr>
-          <w:t>Gn 13.18</w:t>
-        </w:r>
-      </w:hyperlink>
+      <w:r>
+        <w:rPr>
+          <w:lang w:val="pt_PT" w:bidi="pt_PT"/>
+        </w:rPr>
+        <w:t>Gn 13.18</w:t>
+      </w:r>
       <w:r>
         <w:rPr>
           <w:lang w:val="pt_PT" w:bidi="pt_PT"/>
         </w:rPr>
         <w:t xml:space="preserve">; </w:t>
       </w:r>
-      <w:hyperlink r:id="rId99">
-        <w:r>
-          <w:rPr>
-            <w:lang w:val="pt_PT" w:bidi="pt_PT"/>
-          </w:rPr>
-          <w:rPr>
-            <w:color w:val="0000EE"/>
-            <w:u w:val="single"/>
-          </w:rPr>
-          <w:t>16.16</w:t>
-        </w:r>
-      </w:hyperlink>
+      <w:r>
+        <w:rPr>
+          <w:lang w:val="pt_PT" w:bidi="pt_PT"/>
+        </w:rPr>
+        <w:t>16.16</w:t>
+      </w:r>
       <w:r>
         <w:rPr>
           <w:lang w:val="pt_PT" w:bidi="pt_PT"/>
         </w:rPr>
         <w:t>). Deus prometeu fazer de Abraão, que não tinha filhos, uma grande nação (</w:t>
       </w:r>
-      <w:hyperlink r:id="rId100">
-        <w:r>
-          <w:rPr>
-            <w:lang w:val="pt_PT" w:bidi="pt_PT"/>
-          </w:rPr>
-          <w:rPr>
-            <w:color w:val="0000EE"/>
-            <w:u w:val="single"/>
-          </w:rPr>
-          <w:t>Gn 12.2</w:t>
-        </w:r>
-      </w:hyperlink>
+      <w:r>
+        <w:rPr>
+          <w:lang w:val="pt_PT" w:bidi="pt_PT"/>
+        </w:rPr>
+        <w:t>Gn 12.2</w:t>
+      </w:r>
       <w:r>
         <w:rPr>
           <w:lang w:val="pt_PT" w:bidi="pt_PT"/>
         </w:rPr>
         <w:t>). Deus assegurou-lhe que ele teria um filho como seu herdeiro (</w:t>
       </w:r>
-      <w:hyperlink r:id="rId101">
-        <w:r>
-          <w:rPr>
-            <w:lang w:val="pt_PT" w:bidi="pt_PT"/>
-          </w:rPr>
-          <w:rPr>
-            <w:color w:val="0000EE"/>
-            <w:u w:val="single"/>
-          </w:rPr>
-          <w:t>15.4</w:t>
-        </w:r>
-      </w:hyperlink>
+      <w:r>
+        <w:rPr>
+          <w:lang w:val="pt_PT" w:bidi="pt_PT"/>
+        </w:rPr>
+        <w:t>15.4</w:t>
+      </w:r>
       <w:r>
         <w:rPr>
           <w:lang w:val="pt_PT" w:bidi="pt_PT"/>
         </w:rPr>
         <w:t xml:space="preserve">). Ismael nasceu quando Abraão tentou cumprir a promessa de Deus por meios humanos (veja </w:t>
       </w:r>
-      <w:hyperlink r:id="rId60">
-        <w:r>
-          <w:rPr>
-            <w:lang w:val="pt_PT" w:bidi="pt_PT"/>
-          </w:rPr>
-          <w:rPr>
-            <w:color w:val="0000EE"/>
-            <w:u w:val="single"/>
-          </w:rPr>
-          <w:t>Gn 16.1–16</w:t>
-        </w:r>
-      </w:hyperlink>
+      <w:r>
+        <w:rPr>
+          <w:lang w:val="pt_PT" w:bidi="pt_PT"/>
+        </w:rPr>
+        <w:t>Gn 16.1–16</w:t>
+      </w:r>
       <w:r>
         <w:rPr>
           <w:lang w:val="pt_PT" w:bidi="pt_PT"/>
         </w:rPr>
         <w:t xml:space="preserve">; </w:t>
       </w:r>
-      <w:hyperlink r:id="rId102">
-        <w:r>
-          <w:rPr>
-            <w:lang w:val="pt_PT" w:bidi="pt_PT"/>
-          </w:rPr>
-          <w:rPr>
-            <w:color w:val="0000EE"/>
-            <w:u w:val="single"/>
-          </w:rPr>
-          <w:t>Gl 4.23</w:t>
-        </w:r>
-      </w:hyperlink>
+      <w:r>
+        <w:rPr>
+          <w:lang w:val="pt_PT" w:bidi="pt_PT"/>
+        </w:rPr>
+        <w:t>Gl 4.23</w:t>
+      </w:r>
       <w:r>
         <w:rPr>
           <w:lang w:val="pt_PT" w:bidi="pt_PT"/>
         </w:rPr>
         <w:t xml:space="preserve">). Mas Deus ainda alcançaria seus propósitos através de Sara (veja </w:t>
       </w:r>
-      <w:hyperlink r:id="rId103">
-        <w:r>
-          <w:rPr>
-            <w:lang w:val="pt_PT" w:bidi="pt_PT"/>
-          </w:rPr>
-          <w:rPr>
-            <w:color w:val="0000EE"/>
-            <w:u w:val="single"/>
-          </w:rPr>
-          <w:t>Gn 17.15–18.15</w:t>
-        </w:r>
-      </w:hyperlink>
+      <w:r>
+        <w:rPr>
+          <w:lang w:val="pt_PT" w:bidi="pt_PT"/>
+        </w:rPr>
+        <w:t>Gn 17.15–18.15</w:t>
+      </w:r>
       <w:r>
         <w:rPr>
           <w:lang w:val="pt_PT" w:bidi="pt_PT"/>
         </w:rPr>
         <w:t xml:space="preserve">; </w:t>
       </w:r>
-      <w:hyperlink r:id="rId104">
-        <w:r>
-          <w:rPr>
-            <w:lang w:val="pt_PT" w:bidi="pt_PT"/>
-          </w:rPr>
-          <w:rPr>
-            <w:color w:val="0000EE"/>
-            <w:u w:val="single"/>
-          </w:rPr>
-          <w:t>21.1–7</w:t>
-        </w:r>
-      </w:hyperlink>
+      <w:r>
+        <w:rPr>
+          <w:lang w:val="pt_PT" w:bidi="pt_PT"/>
+        </w:rPr>
+        <w:t>21.1–7</w:t>
+      </w:r>
       <w:r>
         <w:rPr>
           <w:lang w:val="pt_PT" w:bidi="pt_PT"/>
@@ -2488,72 +1912,48 @@
         </w:rPr>
         <w:t>Deus disse que Sara teria um filho para cumprir a promessa (</w:t>
       </w:r>
-      <w:hyperlink r:id="rId105">
-        <w:r>
-          <w:rPr>
-            <w:lang w:val="pt_PT" w:bidi="pt_PT"/>
-          </w:rPr>
-          <w:rPr>
-            <w:color w:val="0000EE"/>
-            <w:u w:val="single"/>
-          </w:rPr>
-          <w:t>Gn 17.15–16</w:t>
-        </w:r>
-      </w:hyperlink>
+      <w:r>
+        <w:rPr>
+          <w:lang w:val="pt_PT" w:bidi="pt_PT"/>
+        </w:rPr>
+        <w:t>Gn 17.15–16</w:t>
+      </w:r>
       <w:r>
         <w:rPr>
           <w:lang w:val="pt_PT" w:bidi="pt_PT"/>
         </w:rPr>
         <w:t>). Abraão pediu a Deus que aceitasse Ismael (</w:t>
       </w:r>
-      <w:hyperlink r:id="rId106">
-        <w:r>
-          <w:rPr>
-            <w:lang w:val="pt_PT" w:bidi="pt_PT"/>
-          </w:rPr>
-          <w:rPr>
-            <w:color w:val="0000EE"/>
-            <w:u w:val="single"/>
-          </w:rPr>
-          <w:t>17.17–18</w:t>
-        </w:r>
-      </w:hyperlink>
+      <w:r>
+        <w:rPr>
+          <w:lang w:val="pt_PT" w:bidi="pt_PT"/>
+        </w:rPr>
+        <w:t>17.17–18</w:t>
+      </w:r>
       <w:r>
         <w:rPr>
           <w:lang w:val="pt_PT" w:bidi="pt_PT"/>
         </w:rPr>
         <w:t>). Ismael não era o filho prometido porque o acordo especial de Deus (aliança) seria com Isaque (</w:t>
       </w:r>
-      <w:hyperlink r:id="rId107">
-        <w:r>
-          <w:rPr>
-            <w:lang w:val="pt_PT" w:bidi="pt_PT"/>
-          </w:rPr>
-          <w:rPr>
-            <w:color w:val="0000EE"/>
-            <w:u w:val="single"/>
-          </w:rPr>
-          <w:t>Gn 17.19</w:t>
-        </w:r>
-      </w:hyperlink>
+      <w:r>
+        <w:rPr>
+          <w:lang w:val="pt_PT" w:bidi="pt_PT"/>
+        </w:rPr>
+        <w:t>Gn 17.19</w:t>
+      </w:r>
       <w:r>
         <w:rPr>
           <w:lang w:val="pt_PT" w:bidi="pt_PT"/>
         </w:rPr>
         <w:t>). Ainda assim, Deus abençoou Ismael e o fez pai de uma grande nação (</w:t>
       </w:r>
-      <w:hyperlink r:id="rId108">
-        <w:r>
-          <w:rPr>
-            <w:lang w:val="pt_PT" w:bidi="pt_PT"/>
-          </w:rPr>
-          <w:rPr>
-            <w:color w:val="0000EE"/>
-            <w:u w:val="single"/>
-          </w:rPr>
-          <w:t>Gn 17.20–21</w:t>
-        </w:r>
-      </w:hyperlink>
+      <w:r>
+        <w:rPr>
+          <w:lang w:val="pt_PT" w:bidi="pt_PT"/>
+        </w:rPr>
+        <w:t>Gn 17.20–21</w:t>
+      </w:r>
       <w:r>
         <w:rPr>
           <w:lang w:val="pt_PT" w:bidi="pt_PT"/>
@@ -2574,144 +1974,96 @@
         </w:rPr>
         <w:t>Quando Ismael tinha treze anos, ele foi circuncidado como parte da aliança de Deus com Abraão (</w:t>
       </w:r>
-      <w:hyperlink r:id="rId109">
-        <w:r>
-          <w:rPr>
-            <w:lang w:val="pt_PT" w:bidi="pt_PT"/>
-          </w:rPr>
-          <w:rPr>
-            <w:color w:val="0000EE"/>
-            <w:u w:val="single"/>
-          </w:rPr>
-          <w:t>Gn 17.9–14</w:t>
-        </w:r>
-      </w:hyperlink>
+      <w:r>
+        <w:rPr>
+          <w:lang w:val="pt_PT" w:bidi="pt_PT"/>
+        </w:rPr>
+        <w:t>Gn 17.9–14</w:t>
+      </w:r>
       <w:r>
         <w:rPr>
           <w:lang w:val="pt_PT" w:bidi="pt_PT"/>
         </w:rPr>
         <w:t>,</w:t>
       </w:r>
-      <w:hyperlink r:id="rId110">
-        <w:r>
-          <w:rPr>
-            <w:lang w:val="pt_PT" w:bidi="pt_PT"/>
-          </w:rPr>
-          <w:rPr>
-            <w:color w:val="0000EE"/>
-            <w:u w:val="single"/>
-          </w:rPr>
-          <w:t>23–27</w:t>
-        </w:r>
-      </w:hyperlink>
+      <w:r>
+        <w:rPr>
+          <w:lang w:val="pt_PT" w:bidi="pt_PT"/>
+        </w:rPr>
+        <w:t>23–27</w:t>
+      </w:r>
       <w:r>
         <w:rPr>
           <w:lang w:val="pt_PT" w:bidi="pt_PT"/>
         </w:rPr>
         <w:t>). Na celebração do desmame de Isaque, quando Ismael tinha cerca de dezessete anos, ele zombou de Isaque (</w:t>
       </w:r>
-      <w:hyperlink r:id="rId111">
-        <w:r>
-          <w:rPr>
-            <w:lang w:val="pt_PT" w:bidi="pt_PT"/>
-          </w:rPr>
-          <w:rPr>
-            <w:color w:val="0000EE"/>
-            <w:u w:val="single"/>
-          </w:rPr>
-          <w:t>Gn 21.9</w:t>
-        </w:r>
-      </w:hyperlink>
+      <w:r>
+        <w:rPr>
+          <w:lang w:val="pt_PT" w:bidi="pt_PT"/>
+        </w:rPr>
+        <w:t>Gn 21.9</w:t>
+      </w:r>
       <w:r>
         <w:rPr>
           <w:lang w:val="pt_PT" w:bidi="pt_PT"/>
         </w:rPr>
         <w:t>). Como resultado, Abraão enviou Ismael e Agar embora com suprimentos. Um anjo de Deus ajudou Agar a sobreviver no deserto, e Ismael tornou-se caçador. Ele se estabeleceu no deserto de Parã e casou-se com uma mulher egípcia (</w:t>
       </w:r>
-      <w:hyperlink r:id="rId112">
-        <w:r>
-          <w:rPr>
-            <w:lang w:val="pt_PT" w:bidi="pt_PT"/>
-          </w:rPr>
-          <w:rPr>
-            <w:color w:val="0000EE"/>
-            <w:u w:val="single"/>
-          </w:rPr>
-          <w:t>Gn 21.20–21</w:t>
-        </w:r>
-      </w:hyperlink>
+      <w:r>
+        <w:rPr>
+          <w:lang w:val="pt_PT" w:bidi="pt_PT"/>
+        </w:rPr>
+        <w:t>Gn 21.20–21</w:t>
+      </w:r>
       <w:r>
         <w:rPr>
           <w:lang w:val="pt_PT" w:bidi="pt_PT"/>
         </w:rPr>
         <w:t>). Ismael ajudou a enterrar Abraão (</w:t>
       </w:r>
-      <w:hyperlink r:id="rId113">
-        <w:r>
-          <w:rPr>
-            <w:lang w:val="pt_PT" w:bidi="pt_PT"/>
-          </w:rPr>
-          <w:rPr>
-            <w:color w:val="0000EE"/>
-            <w:u w:val="single"/>
-          </w:rPr>
-          <w:t>Gn 25.9–10</w:t>
-        </w:r>
-      </w:hyperlink>
+      <w:r>
+        <w:rPr>
+          <w:lang w:val="pt_PT" w:bidi="pt_PT"/>
+        </w:rPr>
+        <w:t>Gn 25.9–10</w:t>
+      </w:r>
       <w:r>
         <w:rPr>
           <w:lang w:val="pt_PT" w:bidi="pt_PT"/>
         </w:rPr>
         <w:t>). Ele deu sua filha Maalate em casamento a Esaú (</w:t>
       </w:r>
-      <w:hyperlink r:id="rId114">
-        <w:r>
-          <w:rPr>
-            <w:lang w:val="pt_PT" w:bidi="pt_PT"/>
-          </w:rPr>
-          <w:rPr>
-            <w:color w:val="0000EE"/>
-            <w:u w:val="single"/>
-          </w:rPr>
-          <w:t>28.9</w:t>
-        </w:r>
-      </w:hyperlink>
+      <w:r>
+        <w:rPr>
+          <w:lang w:val="pt_PT" w:bidi="pt_PT"/>
+        </w:rPr>
+        <w:t>28.9</w:t>
+      </w:r>
       <w:r>
         <w:rPr>
           <w:lang w:val="pt_PT" w:bidi="pt_PT"/>
         </w:rPr>
         <w:t>). Abraão morreu aos 137 anos (</w:t>
       </w:r>
-      <w:hyperlink r:id="rId115">
-        <w:r>
-          <w:rPr>
-            <w:lang w:val="pt_PT" w:bidi="pt_PT"/>
-          </w:rPr>
-          <w:rPr>
-            <w:color w:val="0000EE"/>
-            <w:u w:val="single"/>
-          </w:rPr>
-          <w:t>25.17</w:t>
-        </w:r>
-      </w:hyperlink>
+      <w:r>
+        <w:rPr>
+          <w:lang w:val="pt_PT" w:bidi="pt_PT"/>
+        </w:rPr>
+        <w:t>25.17</w:t>
+      </w:r>
       <w:r>
         <w:rPr>
           <w:lang w:val="pt_PT" w:bidi="pt_PT"/>
         </w:rPr>
         <w:t xml:space="preserve">). Seus doze filhos estão listados em </w:t>
       </w:r>
-      <w:hyperlink r:id="rId116">
-        <w:r>
-          <w:rPr>
-            <w:lang w:val="pt_PT" w:bidi="pt_PT"/>
-          </w:rPr>
-          <w:rPr>
-            <w:color w:val="0000EE"/>
-            <w:u w:val="single"/>
-          </w:rPr>
-          <w:t>Gn 25.13–15</w:t>
-        </w:r>
-      </w:hyperlink>
+      <w:r>
+        <w:rPr>
+          <w:lang w:val="pt_PT" w:bidi="pt_PT"/>
+        </w:rPr>
+        <w:t>Gn 25.13–15</w:t>
+      </w:r>
       <w:r>
         <w:rPr>
           <w:lang w:val="pt_PT" w:bidi="pt_PT"/>
@@ -2732,36 +2084,24 @@
         </w:rPr>
         <w:t xml:space="preserve">Paulo mencionou Ismael para encorajar os Gálatas a confiarem em Deus em vez da lei (veja </w:t>
       </w:r>
-      <w:hyperlink r:id="rId95">
-        <w:r>
-          <w:rPr>
-            <w:lang w:val="pt_PT" w:bidi="pt_PT"/>
-          </w:rPr>
-          <w:rPr>
-            <w:color w:val="0000EE"/>
-            <w:u w:val="single"/>
-          </w:rPr>
-          <w:t>Gl 4.21–31</w:t>
-        </w:r>
-      </w:hyperlink>
+      <w:r>
+        <w:rPr>
+          <w:lang w:val="pt_PT" w:bidi="pt_PT"/>
+        </w:rPr>
+        <w:t>Gl 4.21–31</w:t>
+      </w:r>
       <w:r>
         <w:rPr>
           <w:lang w:val="pt_PT" w:bidi="pt_PT"/>
         </w:rPr>
         <w:t>). Aqueles que confiam na lei não herdarão o reino, assim como o filho da escrava não herdou com o filho da mulher livre (</w:t>
       </w:r>
-      <w:hyperlink r:id="rId117">
-        <w:r>
-          <w:rPr>
-            <w:lang w:val="pt_PT" w:bidi="pt_PT"/>
-          </w:rPr>
-          <w:rPr>
-            <w:color w:val="0000EE"/>
-            <w:u w:val="single"/>
-          </w:rPr>
-          <w:t>Gl 4.30</w:t>
-        </w:r>
-      </w:hyperlink>
+      <w:r>
+        <w:rPr>
+          <w:lang w:val="pt_PT" w:bidi="pt_PT"/>
+        </w:rPr>
+        <w:t>Gl 4.30</w:t>
+      </w:r>
       <w:r>
         <w:rPr>
           <w:lang w:val="pt_PT" w:bidi="pt_PT"/>
@@ -2791,108 +2131,72 @@
           <w:lang w:val="pt_PT" w:bidi="pt_PT"/>
         </w:rPr>
       </w:r>
-      <w:hyperlink r:id="rId118">
-        <w:r>
-          <w:rPr>
-            <w:lang w:val="pt_PT" w:bidi="pt_PT"/>
-          </w:rPr>
-          <w:rPr>
-            <w:color w:val="0000EE"/>
-            <w:u w:val="single"/>
-          </w:rPr>
-          <w:t>Gênesis 16.11–16</w:t>
-        </w:r>
-      </w:hyperlink>
+      <w:r>
+        <w:rPr>
+          <w:lang w:val="pt_PT" w:bidi="pt_PT"/>
+        </w:rPr>
+        <w:t>Gênesis 16.11–16</w:t>
+      </w:r>
       <w:r>
         <w:rPr>
           <w:lang w:val="pt_PT" w:bidi="pt_PT"/>
         </w:rPr>
         <w:t xml:space="preserve">; </w:t>
       </w:r>
-      <w:hyperlink r:id="rId119">
-        <w:r>
-          <w:rPr>
-            <w:lang w:val="pt_PT" w:bidi="pt_PT"/>
-          </w:rPr>
-          <w:rPr>
-            <w:color w:val="0000EE"/>
-            <w:u w:val="single"/>
-          </w:rPr>
-          <w:t>Gênesis 17.18–26</w:t>
-        </w:r>
-      </w:hyperlink>
+      <w:r>
+        <w:rPr>
+          <w:lang w:val="pt_PT" w:bidi="pt_PT"/>
+        </w:rPr>
+        <w:t>Gênesis 17.18–26</w:t>
+      </w:r>
       <w:r>
         <w:rPr>
           <w:lang w:val="pt_PT" w:bidi="pt_PT"/>
         </w:rPr>
         <w:t xml:space="preserve">; </w:t>
       </w:r>
-      <w:hyperlink r:id="rId120">
-        <w:r>
-          <w:rPr>
-            <w:lang w:val="pt_PT" w:bidi="pt_PT"/>
-          </w:rPr>
-          <w:rPr>
-            <w:color w:val="0000EE"/>
-            <w:u w:val="single"/>
-          </w:rPr>
-          <w:t>21.8–21</w:t>
-        </w:r>
-      </w:hyperlink>
+      <w:r>
+        <w:rPr>
+          <w:lang w:val="pt_PT" w:bidi="pt_PT"/>
+        </w:rPr>
+        <w:t>21.8–21</w:t>
+      </w:r>
       <w:r>
         <w:rPr>
           <w:lang w:val="pt_PT" w:bidi="pt_PT"/>
         </w:rPr>
         <w:t xml:space="preserve">; </w:t>
       </w:r>
-      <w:hyperlink r:id="rId121">
-        <w:r>
-          <w:rPr>
-            <w:lang w:val="pt_PT" w:bidi="pt_PT"/>
-          </w:rPr>
-          <w:rPr>
-            <w:color w:val="0000EE"/>
-            <w:u w:val="single"/>
-          </w:rPr>
-          <w:t>25.9–18</w:t>
-        </w:r>
-      </w:hyperlink>
+      <w:r>
+        <w:rPr>
+          <w:lang w:val="pt_PT" w:bidi="pt_PT"/>
+        </w:rPr>
+        <w:t>25.9–18</w:t>
+      </w:r>
       <w:r>
         <w:rPr>
           <w:lang w:val="pt_PT" w:bidi="pt_PT"/>
         </w:rPr>
         <w:t xml:space="preserve">; </w:t>
       </w:r>
-      <w:hyperlink r:id="rId114">
-        <w:r>
-          <w:rPr>
-            <w:lang w:val="pt_PT" w:bidi="pt_PT"/>
-          </w:rPr>
-          <w:rPr>
-            <w:color w:val="0000EE"/>
-            <w:u w:val="single"/>
-          </w:rPr>
-          <w:t>28.9</w:t>
-        </w:r>
-      </w:hyperlink>
+      <w:r>
+        <w:rPr>
+          <w:lang w:val="pt_PT" w:bidi="pt_PT"/>
+        </w:rPr>
+        <w:t>28.9</w:t>
+      </w:r>
       <w:r>
         <w:rPr>
           <w:lang w:val="pt_PT" w:bidi="pt_PT"/>
         </w:rPr>
         <w:t xml:space="preserve">; </w:t>
       </w:r>
-      <w:hyperlink r:id="rId95">
-        <w:r>
-          <w:rPr>
-            <w:lang w:val="pt_PT" w:bidi="pt_PT"/>
-          </w:rPr>
-          <w:rPr>
-            <w:color w:val="0000EE"/>
-            <w:u w:val="single"/>
-          </w:rPr>
-          <w:t>Gálatas 4.21–31</w:t>
-        </w:r>
-      </w:hyperlink>
+      <w:r>
+        <w:rPr>
+          <w:lang w:val="pt_PT" w:bidi="pt_PT"/>
+        </w:rPr>
+        <w:t>Gálatas 4.21–31</w:t>
+      </w:r>
       <w:r>
         <w:rPr>
           <w:lang w:val="pt_PT" w:bidi="pt_PT"/>
